--- a/TranscriptAnalysis/results_youtube/correlation_conventional/FXSpHy8LvmY/FXSpHy8LvmY_correlation_topics_n0_p15_m6.docx
+++ b/TranscriptAnalysis/results_youtube/correlation_conventional/FXSpHy8LvmY/FXSpHy8LvmY_correlation_topics_n0_p15_m6.docx
@@ -207,6 +207,23 @@
       </w:r>
     </w:p>
     <w:p>
+      <w:r>
+        <w:rPr>
+          <w:b/>
+        </w:rPr>
+        <w:t>Correlated (true): 11 (7.3%)</w:t>
+      </w:r>
+      <w:r>
+        <w:br/>
+      </w:r>
+      <w:r>
+        <w:rPr>
+          <w:b/>
+        </w:rPr>
+        <w:t>Score &gt;= 60: 11 (7.3%)</w:t>
+      </w:r>
+    </w:p>
+    <w:p>
       <w:pPr>
         <w:pStyle w:val="Heading3"/>
       </w:pPr>
@@ -214,226 +231,230 @@
         <w:t>Top 5 Correlated Comments:</w:t>
       </w:r>
     </w:p>
-    <w:tbl>
-      <w:tblPr>
-        <w:tblStyle w:val="TableGrid"/>
-        <w:tblW w:type="auto" w:w="0"/>
-        <w:tblLayout w:type="autofit"/>
-        <w:tblLook w:firstColumn="1" w:firstRow="1" w:lastColumn="0" w:lastRow="0" w:noHBand="0" w:noVBand="1" w:val="04A0"/>
-      </w:tblPr>
-      <w:tblGrid>
-        <w:gridCol w:w="2880"/>
-        <w:gridCol w:w="2880"/>
-        <w:gridCol w:w="2880"/>
-      </w:tblGrid>
-      <w:tr>
-        <w:tc>
-          <w:tcPr>
-            <w:tcW w:type="dxa" w:w="2880"/>
-          </w:tcPr>
-          <w:p>
-            <w:r>
-              <w:t>Score</w:t>
-            </w:r>
-          </w:p>
-        </w:tc>
-        <w:tc>
-          <w:tcPr>
-            <w:tcW w:type="dxa" w:w="2880"/>
-          </w:tcPr>
-          <w:p>
-            <w:r>
-              <w:t>Comment</w:t>
-            </w:r>
-          </w:p>
-        </w:tc>
-        <w:tc>
-          <w:tcPr>
-            <w:tcW w:type="dxa" w:w="2880"/>
-          </w:tcPr>
-          <w:p>
-            <w:r>
-              <w:t>Reason</w:t>
-            </w:r>
-          </w:p>
-        </w:tc>
-      </w:tr>
-      <w:tr>
-        <w:tc>
-          <w:tcPr>
-            <w:tcW w:type="dxa" w:w="2880"/>
-          </w:tcPr>
-          <w:p>
-            <w:r>
-              <w:t>100</w:t>
-            </w:r>
-          </w:p>
-        </w:tc>
-        <w:tc>
-          <w:tcPr>
-            <w:tcW w:type="dxa" w:w="2880"/>
-          </w:tcPr>
-          <w:p>
-            <w:r>
-              <w:t>100% agreed</w:t>
-              <w:br/>
-              <w:br/>
-              <w:t>[Source](https://www.youtube.com/watch?v=FXSpHy8LvmY)</w:t>
-            </w:r>
-          </w:p>
-        </w:tc>
-        <w:tc>
-          <w:tcPr>
-            <w:tcW w:type="dxa" w:w="2880"/>
-          </w:tcPr>
-          <w:p>
-            <w:r>
-              <w:t>The comment directly agrees with the topic description, showing strong correlation.</w:t>
-            </w:r>
-          </w:p>
-        </w:tc>
-      </w:tr>
-      <w:tr>
-        <w:tc>
-          <w:tcPr>
-            <w:tcW w:type="dxa" w:w="2880"/>
-          </w:tcPr>
-          <w:p>
-            <w:r>
-              <w:t>100</w:t>
-            </w:r>
-          </w:p>
-        </w:tc>
-        <w:tc>
-          <w:tcPr>
-            <w:tcW w:type="dxa" w:w="2880"/>
-          </w:tcPr>
-          <w:p>
-            <w:r>
-              <w:t>Same</w:t>
-              <w:br/>
-              <w:br/>
-              <w:t>[Source](https://www.youtube.com/watch?v=FXSpHy8LvmY)</w:t>
-            </w:r>
-          </w:p>
-        </w:tc>
-        <w:tc>
-          <w:tcPr>
-            <w:tcW w:type="dxa" w:w="2880"/>
-          </w:tcPr>
-          <w:p>
-            <w:r>
-              <w:t>The comment is identical to the topic title and description, directly discussing the same steps of checking eigenvalues of an open loop A matrix, which shows that the system is unstable due to a positive eigenvalue.</w:t>
-            </w:r>
-          </w:p>
-        </w:tc>
-      </w:tr>
-      <w:tr>
-        <w:tc>
-          <w:tcPr>
-            <w:tcW w:type="dxa" w:w="2880"/>
-          </w:tcPr>
-          <w:p>
-            <w:r>
-              <w:t>90</w:t>
-            </w:r>
-          </w:p>
-        </w:tc>
-        <w:tc>
-          <w:tcPr>
-            <w:tcW w:type="dxa" w:w="2880"/>
-          </w:tcPr>
-          <w:p>
-            <w:r>
-              <w:t xml:space="preserve"> @GOAFPilotChannel  Hi! I'm sorry that I've confused you. Rewatching it now I'm realizing that it wasn't as clear as I thought it was when I made it. If I understand your question correctly, at 4:13 I was saying that the result of E'*A*E is a diagonal matrix where the eigenvalues are along the diagonal. Eigenvalues are complex numbers (they have a real and an imaginary part). In the example I used, the two eigenvalues only had a real component but they could have also had an imaginary component too if I chose a different A matrix.  For example, try it with A = [-1 -1; 1 0].  The solution to the differential equation z dot = lambda * z is the equation I wrote in the video, z = C*exp(lambda*t). At 5:37, I'm just showing what the general shape of the curve would look like for different lambdas.  If the complex variable lambda only has a real component (like my example had) then the solution is purely only an exponential response. If it only has an imaginary component then the solution has a cyclical sinusoid response. And if lambda has both a real and imaginary component then the solution has both an exponential and sinusoidal response. Did that help?</w:t>
-              <w:br/>
-              <w:br/>
-              <w:t>[Source](https://www.youtube.com/watch?v=FXSpHy8LvmY)</w:t>
-            </w:r>
-          </w:p>
-        </w:tc>
-        <w:tc>
-          <w:tcPr>
-            <w:tcW w:type="dxa" w:w="2880"/>
-          </w:tcPr>
-          <w:p>
-            <w:r>
-              <w:t>The comment directly discusses the eigenvalues of the open loop A matrix, specifically mentioning the diagonalization process and the types of solutions that can be obtained from different lambda values, which aligns closely with the topic description's focus on checking the eigenvalues to show instability.</w:t>
-            </w:r>
-          </w:p>
-        </w:tc>
-      </w:tr>
-      <w:tr>
-        <w:tc>
-          <w:tcPr>
-            <w:tcW w:type="dxa" w:w="2880"/>
-          </w:tcPr>
-          <w:p>
-            <w:r>
-              <w:t>80</w:t>
-            </w:r>
-          </w:p>
-        </w:tc>
-        <w:tc>
-          <w:tcPr>
-            <w:tcW w:type="dxa" w:w="2880"/>
-          </w:tcPr>
-          <w:p>
-            <w:r>
-              <w:t>Hi Brian, at 4:13 you mention that the new A matrix for Z has the complex eigenvalues across the diagonal. Then, after 5:37 you explain what happens if the eigenvalues are real. Where are the real eigenvalues in this new A matrix? I am missing the link of how the eigenvalues get into the solutions to the differential equations. Thanks!</w:t>
-              <w:br/>
-              <w:br/>
-              <w:t>[Source](https://www.youtube.com/watch?v=FXSpHy8LvmY)</w:t>
-            </w:r>
-          </w:p>
-        </w:tc>
-        <w:tc>
-          <w:tcPr>
-            <w:tcW w:type="dxa" w:w="2880"/>
-          </w:tcPr>
-          <w:p>
-            <w:r>
-              <w:t>The comment directly discusses the eigenvalues of the A matrix, specifically mentioning real and complex values, which are closely related to the topic of checking eigenvalues. The comment also shows a desire for a clear link between the eigenvalues and the solutions to the differential equations, which aligns with the topic's goal of showing system instability.</w:t>
-            </w:r>
-          </w:p>
-        </w:tc>
-      </w:tr>
-      <w:tr>
-        <w:tc>
-          <w:tcPr>
-            <w:tcW w:type="dxa" w:w="2880"/>
-          </w:tcPr>
-          <w:p>
-            <w:r>
-              <w:t>80</w:t>
-            </w:r>
-          </w:p>
-        </w:tc>
-        <w:tc>
-          <w:tcPr>
-            <w:tcW w:type="dxa" w:w="2880"/>
-          </w:tcPr>
-          <w:p>
-            <w:r>
-              <w:t>Hello, X’=AX+BU, let V=AX+BU then U=inv(B)(V-AX) =&gt; X’=V and Could we  choose V=-KX and U=-inv(B)(K+A)X?</w:t>
-              <w:br/>
-              <w:br/>
-              <w:t>[Source](https://www.youtube.com/watch?v=FXSpHy8LvmY)</w:t>
-            </w:r>
-          </w:p>
-        </w:tc>
-        <w:tc>
-          <w:tcPr>
-            <w:tcW w:type="dxa" w:w="2880"/>
-          </w:tcPr>
-          <w:p>
-            <w:r>
-              <w:t>The comment directly relates to the topic by discussing the manipulation of the A matrix and its relation to the system's stability, which is in line with the topic's description. The specific equation V=AX+BU shows understanding of the open loop A matrix concept.</w:t>
-            </w:r>
-          </w:p>
-        </w:tc>
-      </w:tr>
-    </w:tbl>
+    <w:p>
+      <w:r>
+        <w:rPr>
+          <w:b/>
+        </w:rPr>
+        <w:t xml:space="preserve">Score: </w:t>
+      </w:r>
+      <w:r>
+        <w:t>100</w:t>
+      </w:r>
+    </w:p>
+    <w:p>
+      <w:r>
+        <w:rPr>
+          <w:b/>
+        </w:rPr>
+        <w:t xml:space="preserve">Comment: </w:t>
+      </w:r>
+      <w:r>
+        <w:t>100% agreed</w:t>
+      </w:r>
+    </w:p>
+    <w:p>
+      <w:r>
+        <w:rPr>
+          <w:b/>
+        </w:rPr>
+        <w:t xml:space="preserve">Reason: </w:t>
+      </w:r>
+      <w:r>
+        <w:t>The comment directly agrees with the topic description, showing strong correlation.</w:t>
+      </w:r>
+    </w:p>
+    <w:p>
+      <w:r>
+        <w:rPr>
+          <w:b/>
+        </w:rPr>
+        <w:t xml:space="preserve">Source: </w:t>
+      </w:r>
+      <w:r>
+        <w:t>https://www.youtube.com/watch?v=FXSpHy8LvmY</w:t>
+      </w:r>
+    </w:p>
+    <w:p/>
+    <w:p>
+      <w:r>
+        <w:rPr>
+          <w:b/>
+        </w:rPr>
+        <w:t xml:space="preserve">Score: </w:t>
+      </w:r>
+      <w:r>
+        <w:t>100</w:t>
+      </w:r>
+    </w:p>
+    <w:p>
+      <w:r>
+        <w:rPr>
+          <w:b/>
+        </w:rPr>
+        <w:t xml:space="preserve">Comment: </w:t>
+      </w:r>
+      <w:r>
+        <w:t>Same</w:t>
+      </w:r>
+    </w:p>
+    <w:p>
+      <w:r>
+        <w:rPr>
+          <w:b/>
+        </w:rPr>
+        <w:t xml:space="preserve">Reason: </w:t>
+      </w:r>
+      <w:r>
+        <w:t>The comment is identical to the topic title and description, directly discussing the same steps of checking eigenvalues of an open loop A matrix, which shows that the system is unstable due to a positive eigenvalue.</w:t>
+      </w:r>
+    </w:p>
+    <w:p>
+      <w:r>
+        <w:rPr>
+          <w:b/>
+        </w:rPr>
+        <w:t xml:space="preserve">Source: </w:t>
+      </w:r>
+      <w:r>
+        <w:t>https://www.youtube.com/watch?v=FXSpHy8LvmY</w:t>
+      </w:r>
+    </w:p>
+    <w:p/>
+    <w:p>
+      <w:r>
+        <w:rPr>
+          <w:b/>
+        </w:rPr>
+        <w:t xml:space="preserve">Score: </w:t>
+      </w:r>
+      <w:r>
+        <w:t>90</w:t>
+      </w:r>
+    </w:p>
+    <w:p>
+      <w:r>
+        <w:rPr>
+          <w:b/>
+        </w:rPr>
+        <w:t xml:space="preserve">Comment: </w:t>
+      </w:r>
+      <w:r>
+        <w:t>@GOAFPilotChannel  Hi! I'm sorry that I've confused you. Rewatching it now I'm realizing that it wasn't as clear as I thought it was when I made it. If I understand your question correctly, at 4:13 I was saying that the result of E'*A*E is a diagonal matrix where the eigenvalues are along the diagonal. Eigenvalues are complex numbers (they have a real and an imaginary part). In the example I used, the two eigenvalues only had a real component but they could have also had an imaginary component too if I chose a different A matrix.  For example, try it with A = [-1 -1; 1 0].  The solution to the differential equation z dot = lambda * z is the equation I wrote in the video, z = C*exp(lambda*t). At 5:37, I'm just showing what the general shape of the curve would look like for different lambdas.  If the complex variable lambda only has a real component (like my example had) then the solution is purely only an exponential response. If it only has an imaginary component then the solution has a cyclical sinusoid response. And if lambda has both a real and imaginary component then the solution has both an exponential and sinusoidal response. Did that help?</w:t>
+      </w:r>
+    </w:p>
+    <w:p>
+      <w:r>
+        <w:rPr>
+          <w:b/>
+        </w:rPr>
+        <w:t xml:space="preserve">Reason: </w:t>
+      </w:r>
+      <w:r>
+        <w:t>The comment directly discusses the eigenvalues of the open loop A matrix, specifically mentioning the diagonalization process and the types of solutions that can be obtained from different lambda values, which aligns closely with the topic description's focus on checking the eigenvalues to show instability.</w:t>
+      </w:r>
+    </w:p>
+    <w:p>
+      <w:r>
+        <w:rPr>
+          <w:b/>
+        </w:rPr>
+        <w:t xml:space="preserve">Source: </w:t>
+      </w:r>
+      <w:r>
+        <w:t>https://www.youtube.com/watch?v=FXSpHy8LvmY</w:t>
+      </w:r>
+    </w:p>
+    <w:p/>
+    <w:p>
+      <w:r>
+        <w:rPr>
+          <w:b/>
+        </w:rPr>
+        <w:t xml:space="preserve">Score: </w:t>
+      </w:r>
+      <w:r>
+        <w:t>80</w:t>
+      </w:r>
+    </w:p>
+    <w:p>
+      <w:r>
+        <w:rPr>
+          <w:b/>
+        </w:rPr>
+        <w:t xml:space="preserve">Comment: </w:t>
+      </w:r>
+      <w:r>
+        <w:t>Hi Brian, at 4:13 you mention that the new A matrix for Z has the complex eigenvalues across the diagonal. Then, after 5:37 you explain what happens if the eigenvalues are real. Where are the real eigenvalues in this new A matrix? I am missing the link of how the eigenvalues get into the solutions to the differential equations. Thanks!</w:t>
+      </w:r>
+    </w:p>
+    <w:p>
+      <w:r>
+        <w:rPr>
+          <w:b/>
+        </w:rPr>
+        <w:t xml:space="preserve">Reason: </w:t>
+      </w:r>
+      <w:r>
+        <w:t>The comment directly discusses the eigenvalues of the A matrix, specifically mentioning real and complex values, which are closely related to the topic of checking eigenvalues. The comment also shows a desire for a clear link between the eigenvalues and the solutions to the differential equations, which aligns with the topic's goal of showing system instability.</w:t>
+      </w:r>
+    </w:p>
+    <w:p>
+      <w:r>
+        <w:rPr>
+          <w:b/>
+        </w:rPr>
+        <w:t xml:space="preserve">Source: </w:t>
+      </w:r>
+      <w:r>
+        <w:t>https://www.youtube.com/watch?v=FXSpHy8LvmY</w:t>
+      </w:r>
+    </w:p>
+    <w:p/>
+    <w:p>
+      <w:r>
+        <w:rPr>
+          <w:b/>
+        </w:rPr>
+        <w:t xml:space="preserve">Score: </w:t>
+      </w:r>
+      <w:r>
+        <w:t>80</w:t>
+      </w:r>
+    </w:p>
+    <w:p>
+      <w:r>
+        <w:rPr>
+          <w:b/>
+        </w:rPr>
+        <w:t xml:space="preserve">Comment: </w:t>
+      </w:r>
+      <w:r>
+        <w:t>Hello, X’=AX+BU, let V=AX+BU then U=inv(B)(V-AX) =&gt; X’=V and Could we  choose V=-KX and U=-inv(B)(K+A)X?</w:t>
+      </w:r>
+    </w:p>
+    <w:p>
+      <w:r>
+        <w:rPr>
+          <w:b/>
+        </w:rPr>
+        <w:t xml:space="preserve">Reason: </w:t>
+      </w:r>
+      <w:r>
+        <w:t>The comment directly relates to the topic by discussing the manipulation of the A matrix and its relation to the system's stability, which is in line with the topic's description. The specific equation V=AX+BU shows understanding of the open loop A matrix concept.</w:t>
+      </w:r>
+    </w:p>
+    <w:p>
+      <w:r>
+        <w:rPr>
+          <w:b/>
+        </w:rPr>
+        <w:t xml:space="preserve">Source: </w:t>
+      </w:r>
+      <w:r>
+        <w:t>https://www.youtube.com/watch?v=FXSpHy8LvmY</w:t>
+      </w:r>
+    </w:p>
     <w:p/>
     <w:p>
       <w:pPr>
@@ -589,6 +610,23 @@
       </w:r>
     </w:p>
     <w:p>
+      <w:r>
+        <w:rPr>
+          <w:b/>
+        </w:rPr>
+        <w:t>Correlated (true): 9 (6.0%)</w:t>
+      </w:r>
+      <w:r>
+        <w:br/>
+      </w:r>
+      <w:r>
+        <w:rPr>
+          <w:b/>
+        </w:rPr>
+        <w:t>Score &gt;= 60: 9 (6.0%)</w:t>
+      </w:r>
+    </w:p>
+    <w:p>
       <w:pPr>
         <w:pStyle w:val="Heading3"/>
       </w:pPr>
@@ -596,226 +634,230 @@
         <w:t>Top 5 Correlated Comments:</w:t>
       </w:r>
     </w:p>
-    <w:tbl>
-      <w:tblPr>
-        <w:tblStyle w:val="TableGrid"/>
-        <w:tblW w:type="auto" w:w="0"/>
-        <w:tblLayout w:type="autofit"/>
-        <w:tblLook w:firstColumn="1" w:firstRow="1" w:lastColumn="0" w:lastRow="0" w:noHBand="0" w:noVBand="1" w:val="04A0"/>
-      </w:tblPr>
-      <w:tblGrid>
-        <w:gridCol w:w="2880"/>
-        <w:gridCol w:w="2880"/>
-        <w:gridCol w:w="2880"/>
-      </w:tblGrid>
-      <w:tr>
-        <w:tc>
-          <w:tcPr>
-            <w:tcW w:type="dxa" w:w="2880"/>
-          </w:tcPr>
-          <w:p>
-            <w:r>
-              <w:t>Score</w:t>
-            </w:r>
-          </w:p>
-        </w:tc>
-        <w:tc>
-          <w:tcPr>
-            <w:tcW w:type="dxa" w:w="2880"/>
-          </w:tcPr>
-          <w:p>
-            <w:r>
-              <w:t>Comment</w:t>
-            </w:r>
-          </w:p>
-        </w:tc>
-        <w:tc>
-          <w:tcPr>
-            <w:tcW w:type="dxa" w:w="2880"/>
-          </w:tcPr>
-          <w:p>
-            <w:r>
-              <w:t>Reason</w:t>
-            </w:r>
-          </w:p>
-        </w:tc>
-      </w:tr>
-      <w:tr>
-        <w:tc>
-          <w:tcPr>
-            <w:tcW w:type="dxa" w:w="2880"/>
-          </w:tcPr>
-          <w:p>
-            <w:r>
-              <w:t>90</w:t>
-            </w:r>
-          </w:p>
-        </w:tc>
-        <w:tc>
-          <w:tcPr>
-            <w:tcW w:type="dxa" w:w="2880"/>
-          </w:tcPr>
-          <w:p>
-            <w:r>
-              <w:t>Hello, X’=AX+BU, let V=AX+BU then U=inv(B)(V-AX) =&gt; X’=V and Could we  choose V=-KX and U=-inv(B)(K+A)X?</w:t>
-              <w:br/>
-              <w:br/>
-              <w:t>[Source](https://www.youtube.com/watch?v=FXSpHy8LvmY)</w:t>
-            </w:r>
-          </w:p>
-        </w:tc>
-        <w:tc>
-          <w:tcPr>
-            <w:tcW w:type="dxa" w:w="2880"/>
-          </w:tcPr>
-          <w:p>
-            <w:r>
-              <w:t>The comment directly discusses the same eigenvalue adjustment goal described in the topic, using similar mathematical notation and equations to achieve it.</w:t>
-            </w:r>
-          </w:p>
-        </w:tc>
-      </w:tr>
-      <w:tr>
-        <w:tc>
-          <w:tcPr>
-            <w:tcW w:type="dxa" w:w="2880"/>
-          </w:tcPr>
-          <w:p>
-            <w:r>
-              <w:t>90</w:t>
-            </w:r>
-          </w:p>
-        </w:tc>
-        <w:tc>
-          <w:tcPr>
-            <w:tcW w:type="dxa" w:w="2880"/>
-          </w:tcPr>
-          <w:p>
-            <w:r>
-              <w:t>yes</w:t>
-              <w:br/>
-              <w:br/>
-              <w:t>[Source](https://www.youtube.com/watch?v=FXSpHy8LvmY)</w:t>
-            </w:r>
-          </w:p>
-        </w:tc>
-        <w:tc>
-          <w:tcPr>
-            <w:tcW w:type="dxa" w:w="2880"/>
-          </w:tcPr>
-          <w:p>
-            <w:r>
-              <w:t>The comment 'yes' directly confirms the topic's description of moving eigenvalues to specific values (-2 and -1), indicating a strong correlation.</w:t>
-            </w:r>
-          </w:p>
-        </w:tc>
-      </w:tr>
-      <w:tr>
-        <w:tc>
-          <w:tcPr>
-            <w:tcW w:type="dxa" w:w="2880"/>
-          </w:tcPr>
-          <w:p>
-            <w:r>
-              <w:t>90</w:t>
-            </w:r>
-          </w:p>
-        </w:tc>
-        <w:tc>
-          <w:tcPr>
-            <w:tcW w:type="dxa" w:w="2880"/>
-          </w:tcPr>
-          <w:p>
-            <w:r>
-              <w:t>Same</w:t>
-              <w:br/>
-              <w:br/>
-              <w:t>[Source](https://www.youtube.com/watch?v=FXSpHy8LvmY)</w:t>
-            </w:r>
-          </w:p>
-        </w:tc>
-        <w:tc>
-          <w:tcPr>
-            <w:tcW w:type="dxa" w:w="2880"/>
-          </w:tcPr>
-          <w:p>
-            <w:r>
-              <w:t>The comment is identical to the topic description, directly discussing the same action ('Move eigenvalues') and goals ('to minus 2 and minus 1') described by the topic.</w:t>
-            </w:r>
-          </w:p>
-        </w:tc>
-      </w:tr>
-      <w:tr>
-        <w:tc>
-          <w:tcPr>
-            <w:tcW w:type="dxa" w:w="2880"/>
-          </w:tcPr>
-          <w:p>
-            <w:r>
-              <w:t>85</w:t>
-            </w:r>
-          </w:p>
-        </w:tc>
-        <w:tc>
-          <w:tcPr>
-            <w:tcW w:type="dxa" w:w="2880"/>
-          </w:tcPr>
-          <w:p>
-            <w:r>
-              <w:t>why did we chose to place poles at lamda = -1 and -2   ???</w:t>
-              <w:br/>
-              <w:br/>
-              <w:t>[Source](https://www.youtube.com/watch?v=FXSpHy8LvmY)</w:t>
-            </w:r>
-          </w:p>
-        </w:tc>
-        <w:tc>
-          <w:tcPr>
-            <w:tcW w:type="dxa" w:w="2880"/>
-          </w:tcPr>
-          <w:p>
-            <w:r>
-              <w:t>The comment directly discusses the same goal described by the topic (moving poles/eigenvalues to specific values), with a similar phrasing and focus on understanding the choice behind the placement, which strongly relates to the topic.</w:t>
-            </w:r>
-          </w:p>
-        </w:tc>
-      </w:tr>
-      <w:tr>
-        <w:tc>
-          <w:tcPr>
-            <w:tcW w:type="dxa" w:w="2880"/>
-          </w:tcPr>
-          <w:p>
-            <w:r>
-              <w:t>80</w:t>
-            </w:r>
-          </w:p>
-        </w:tc>
-        <w:tc>
-          <w:tcPr>
-            <w:tcW w:type="dxa" w:w="2880"/>
-          </w:tcPr>
-          <w:p>
-            <w:r>
-              <w:t>is there a reason why we move the pole values to -1 and -2 or just randomly choose, is there a method to choose the best poles for the system</w:t>
-              <w:br/>
-              <w:br/>
-              <w:t>[Source](https://www.youtube.com/watch?v=FXSpHy8LvmY)</w:t>
-            </w:r>
-          </w:p>
-        </w:tc>
-        <w:tc>
-          <w:tcPr>
-            <w:tcW w:type="dxa" w:w="2880"/>
-          </w:tcPr>
-          <w:p>
-            <w:r>
-              <w:t>The comment discusses the same goal of moving pole values to specific locations (-1 and -2), which directly relates to the topic's description of moving eigenvalues to those values.</w:t>
-            </w:r>
-          </w:p>
-        </w:tc>
-      </w:tr>
-    </w:tbl>
+    <w:p>
+      <w:r>
+        <w:rPr>
+          <w:b/>
+        </w:rPr>
+        <w:t xml:space="preserve">Score: </w:t>
+      </w:r>
+      <w:r>
+        <w:t>90</w:t>
+      </w:r>
+    </w:p>
+    <w:p>
+      <w:r>
+        <w:rPr>
+          <w:b/>
+        </w:rPr>
+        <w:t xml:space="preserve">Comment: </w:t>
+      </w:r>
+      <w:r>
+        <w:t>Hello, X’=AX+BU, let V=AX+BU then U=inv(B)(V-AX) =&gt; X’=V and Could we  choose V=-KX and U=-inv(B)(K+A)X?</w:t>
+      </w:r>
+    </w:p>
+    <w:p>
+      <w:r>
+        <w:rPr>
+          <w:b/>
+        </w:rPr>
+        <w:t xml:space="preserve">Reason: </w:t>
+      </w:r>
+      <w:r>
+        <w:t>The comment directly discusses the same eigenvalue adjustment goal described in the topic, using similar mathematical notation and equations to achieve it.</w:t>
+      </w:r>
+    </w:p>
+    <w:p>
+      <w:r>
+        <w:rPr>
+          <w:b/>
+        </w:rPr>
+        <w:t xml:space="preserve">Source: </w:t>
+      </w:r>
+      <w:r>
+        <w:t>https://www.youtube.com/watch?v=FXSpHy8LvmY</w:t>
+      </w:r>
+    </w:p>
+    <w:p/>
+    <w:p>
+      <w:r>
+        <w:rPr>
+          <w:b/>
+        </w:rPr>
+        <w:t xml:space="preserve">Score: </w:t>
+      </w:r>
+      <w:r>
+        <w:t>90</w:t>
+      </w:r>
+    </w:p>
+    <w:p>
+      <w:r>
+        <w:rPr>
+          <w:b/>
+        </w:rPr>
+        <w:t xml:space="preserve">Comment: </w:t>
+      </w:r>
+      <w:r>
+        <w:t>yes</w:t>
+      </w:r>
+    </w:p>
+    <w:p>
+      <w:r>
+        <w:rPr>
+          <w:b/>
+        </w:rPr>
+        <w:t xml:space="preserve">Reason: </w:t>
+      </w:r>
+      <w:r>
+        <w:t>The comment 'yes' directly confirms the topic's description of moving eigenvalues to specific values (-2 and -1), indicating a strong correlation.</w:t>
+      </w:r>
+    </w:p>
+    <w:p>
+      <w:r>
+        <w:rPr>
+          <w:b/>
+        </w:rPr>
+        <w:t xml:space="preserve">Source: </w:t>
+      </w:r>
+      <w:r>
+        <w:t>https://www.youtube.com/watch?v=FXSpHy8LvmY</w:t>
+      </w:r>
+    </w:p>
+    <w:p/>
+    <w:p>
+      <w:r>
+        <w:rPr>
+          <w:b/>
+        </w:rPr>
+        <w:t xml:space="preserve">Score: </w:t>
+      </w:r>
+      <w:r>
+        <w:t>90</w:t>
+      </w:r>
+    </w:p>
+    <w:p>
+      <w:r>
+        <w:rPr>
+          <w:b/>
+        </w:rPr>
+        <w:t xml:space="preserve">Comment: </w:t>
+      </w:r>
+      <w:r>
+        <w:t>Same</w:t>
+      </w:r>
+    </w:p>
+    <w:p>
+      <w:r>
+        <w:rPr>
+          <w:b/>
+        </w:rPr>
+        <w:t xml:space="preserve">Reason: </w:t>
+      </w:r>
+      <w:r>
+        <w:t>The comment is identical to the topic description, directly discussing the same action ('Move eigenvalues') and goals ('to minus 2 and minus 1') described by the topic.</w:t>
+      </w:r>
+    </w:p>
+    <w:p>
+      <w:r>
+        <w:rPr>
+          <w:b/>
+        </w:rPr>
+        <w:t xml:space="preserve">Source: </w:t>
+      </w:r>
+      <w:r>
+        <w:t>https://www.youtube.com/watch?v=FXSpHy8LvmY</w:t>
+      </w:r>
+    </w:p>
+    <w:p/>
+    <w:p>
+      <w:r>
+        <w:rPr>
+          <w:b/>
+        </w:rPr>
+        <w:t xml:space="preserve">Score: </w:t>
+      </w:r>
+      <w:r>
+        <w:t>85</w:t>
+      </w:r>
+    </w:p>
+    <w:p>
+      <w:r>
+        <w:rPr>
+          <w:b/>
+        </w:rPr>
+        <w:t xml:space="preserve">Comment: </w:t>
+      </w:r>
+      <w:r>
+        <w:t>why did we chose to place poles at lamda = -1 and -2   ???</w:t>
+      </w:r>
+    </w:p>
+    <w:p>
+      <w:r>
+        <w:rPr>
+          <w:b/>
+        </w:rPr>
+        <w:t xml:space="preserve">Reason: </w:t>
+      </w:r>
+      <w:r>
+        <w:t>The comment directly discusses the same goal described by the topic (moving poles/eigenvalues to specific values), with a similar phrasing and focus on understanding the choice behind the placement, which strongly relates to the topic.</w:t>
+      </w:r>
+    </w:p>
+    <w:p>
+      <w:r>
+        <w:rPr>
+          <w:b/>
+        </w:rPr>
+        <w:t xml:space="preserve">Source: </w:t>
+      </w:r>
+      <w:r>
+        <w:t>https://www.youtube.com/watch?v=FXSpHy8LvmY</w:t>
+      </w:r>
+    </w:p>
+    <w:p/>
+    <w:p>
+      <w:r>
+        <w:rPr>
+          <w:b/>
+        </w:rPr>
+        <w:t xml:space="preserve">Score: </w:t>
+      </w:r>
+      <w:r>
+        <w:t>80</w:t>
+      </w:r>
+    </w:p>
+    <w:p>
+      <w:r>
+        <w:rPr>
+          <w:b/>
+        </w:rPr>
+        <w:t xml:space="preserve">Comment: </w:t>
+      </w:r>
+      <w:r>
+        <w:t>is there a reason why we move the pole values to -1 and -2 or just randomly choose, is there a method to choose the best poles for the system</w:t>
+      </w:r>
+    </w:p>
+    <w:p>
+      <w:r>
+        <w:rPr>
+          <w:b/>
+        </w:rPr>
+        <w:t xml:space="preserve">Reason: </w:t>
+      </w:r>
+      <w:r>
+        <w:t>The comment discusses the same goal of moving pole values to specific locations (-1 and -2), which directly relates to the topic's description of moving eigenvalues to those values.</w:t>
+      </w:r>
+    </w:p>
+    <w:p>
+      <w:r>
+        <w:rPr>
+          <w:b/>
+        </w:rPr>
+        <w:t xml:space="preserve">Source: </w:t>
+      </w:r>
+      <w:r>
+        <w:t>https://www.youtube.com/watch?v=FXSpHy8LvmY</w:t>
+      </w:r>
+    </w:p>
     <w:p/>
     <w:p>
       <w:pPr>
@@ -971,6 +1013,23 @@
       </w:r>
     </w:p>
     <w:p>
+      <w:r>
+        <w:rPr>
+          <w:b/>
+        </w:rPr>
+        <w:t>Correlated (true): 22 (14.6%)</w:t>
+      </w:r>
+      <w:r>
+        <w:br/>
+      </w:r>
+      <w:r>
+        <w:rPr>
+          <w:b/>
+        </w:rPr>
+        <w:t>Score &gt;= 60: 22 (14.6%)</w:t>
+      </w:r>
+    </w:p>
+    <w:p>
       <w:pPr>
         <w:pStyle w:val="Heading3"/>
       </w:pPr>
@@ -978,230 +1037,234 @@
         <w:t>Top 5 Correlated Comments:</w:t>
       </w:r>
     </w:p>
-    <w:tbl>
-      <w:tblPr>
-        <w:tblStyle w:val="TableGrid"/>
-        <w:tblW w:type="auto" w:w="0"/>
-        <w:tblLayout w:type="autofit"/>
-        <w:tblLook w:firstColumn="1" w:firstRow="1" w:lastColumn="0" w:lastRow="0" w:noHBand="0" w:noVBand="1" w:val="04A0"/>
-      </w:tblPr>
-      <w:tblGrid>
-        <w:gridCol w:w="2880"/>
-        <w:gridCol w:w="2880"/>
-        <w:gridCol w:w="2880"/>
-      </w:tblGrid>
-      <w:tr>
-        <w:tc>
-          <w:tcPr>
-            <w:tcW w:type="dxa" w:w="2880"/>
-          </w:tcPr>
-          <w:p>
-            <w:r>
-              <w:t>Score</w:t>
-            </w:r>
-          </w:p>
-        </w:tc>
-        <w:tc>
-          <w:tcPr>
-            <w:tcW w:type="dxa" w:w="2880"/>
-          </w:tcPr>
-          <w:p>
-            <w:r>
-              <w:t>Comment</w:t>
-            </w:r>
-          </w:p>
-        </w:tc>
-        <w:tc>
-          <w:tcPr>
-            <w:tcW w:type="dxa" w:w="2880"/>
-          </w:tcPr>
-          <w:p>
-            <w:r>
-              <w:t>Reason</w:t>
-            </w:r>
-          </w:p>
-        </w:tc>
-      </w:tr>
-      <w:tr>
-        <w:tc>
-          <w:tcPr>
-            <w:tcW w:type="dxa" w:w="2880"/>
-          </w:tcPr>
-          <w:p>
-            <w:r>
-              <w:t>100</w:t>
-            </w:r>
-          </w:p>
-        </w:tc>
-        <w:tc>
-          <w:tcPr>
-            <w:tcW w:type="dxa" w:w="2880"/>
-          </w:tcPr>
-          <w:p>
-            <w:r>
-              <w:t>100% agreed</w:t>
-              <w:br/>
-              <w:br/>
-              <w:t>[Source](https://www.youtube.com/watch?v=FXSpHy8LvmY)</w:t>
-            </w:r>
-          </w:p>
-        </w:tc>
-        <w:tc>
-          <w:tcPr>
-            <w:tcW w:type="dxa" w:w="2880"/>
-          </w:tcPr>
-          <w:p>
-            <w:r>
-              <w:t>The comment directly mentions agreement, indicating a strong correlation with the topic of solving for gain matrix using pole placement in MATLAB.</w:t>
-            </w:r>
-          </w:p>
-        </w:tc>
-      </w:tr>
-      <w:tr>
-        <w:tc>
-          <w:tcPr>
-            <w:tcW w:type="dxa" w:w="2880"/>
-          </w:tcPr>
-          <w:p>
-            <w:r>
-              <w:t>90</w:t>
-            </w:r>
-          </w:p>
-        </w:tc>
-        <w:tc>
-          <w:tcPr>
-            <w:tcW w:type="dxa" w:w="2880"/>
-          </w:tcPr>
-          <w:p>
-            <w:r>
-              <w:t>Hi Brian,</w:t>
-              <w:br/>
-              <w:t xml:space="preserve">could you please explain how do we choose the desired poles? For example in matlab, coding " K=place(A, B, P)", for an open loop system with 7 eigenvalues, how do we exactly choose these seven values of "P" ?  </w:t>
-              <w:br/>
-              <w:t>thank you in advance</w:t>
-              <w:br/>
-              <w:br/>
-              <w:t>[Source](https://www.youtube.com/watch?v=FXSpHy8LvmY)</w:t>
-            </w:r>
-          </w:p>
-        </w:tc>
-        <w:tc>
-          <w:tcPr>
-            <w:tcW w:type="dxa" w:w="2880"/>
-          </w:tcPr>
-          <w:p>
-            <w:r>
-              <w:t>The comment directly discusses the same process (pole placement) and objects (eigenvalues, place command in MATLAB) described by the topic. It also asks specific questions about choosing the desired poles, which is a crucial step in solving for the gain matrix.</w:t>
-            </w:r>
-          </w:p>
-        </w:tc>
-      </w:tr>
-      <w:tr>
-        <w:tc>
-          <w:tcPr>
-            <w:tcW w:type="dxa" w:w="2880"/>
-          </w:tcPr>
-          <w:p>
-            <w:r>
-              <w:t>90</w:t>
-            </w:r>
-          </w:p>
-        </w:tc>
-        <w:tc>
-          <w:tcPr>
-            <w:tcW w:type="dxa" w:w="2880"/>
-          </w:tcPr>
-          <w:p>
-            <w:r>
-              <w:t>Hello, Brain. Firstly, thank you for your continuous sharing. And then, I want to ask you a question. In this video at 8:10, you said" The gain matrix K is a 1 by 2 since there's one OUTPUT and two states." But as you said in the previous slide, kx is part of u. And u is the input. So, why isn't the gain matrix K is a 1 by 2 since there's one INPUT and two states?</w:t>
-              <w:br/>
-              <w:br/>
-              <w:t>[Source](https://www.youtube.com/watch?v=FXSpHy8LvmY)</w:t>
-            </w:r>
-          </w:p>
-        </w:tc>
-        <w:tc>
-          <w:tcPr>
-            <w:tcW w:type="dxa" w:w="2880"/>
-          </w:tcPr>
-          <w:p>
-            <w:r>
-              <w:t>The comment discusses the gain matrix K, which is a key concept in the topic 'Solve for Gain Matrix using Pole Placement'. The comment also mentions MATLAB and the place command, which are both relevant to the topic. The only reason it's not 100% correlated is that the comment doesn't directly discuss eigenvalues or pole placement.</w:t>
-            </w:r>
-          </w:p>
-        </w:tc>
-      </w:tr>
-      <w:tr>
-        <w:tc>
-          <w:tcPr>
-            <w:tcW w:type="dxa" w:w="2880"/>
-          </w:tcPr>
-          <w:p>
-            <w:r>
-              <w:t>90</w:t>
-            </w:r>
-          </w:p>
-        </w:tc>
-        <w:tc>
-          <w:tcPr>
-            <w:tcW w:type="dxa" w:w="2880"/>
-          </w:tcPr>
-          <w:p>
-            <w:r>
-              <w:t xml:space="preserve"> @GOAFPilotChannel  Hi! I'm sorry that I've confused you. Rewatching it now I'm realizing that it wasn't as clear as I thought it was when I made it. If I understand your question correctly, at 4:13 I was saying that the result of E'*A*E is a diagonal matrix where the eigenvalues are along the diagonal. Eigenvalues are complex numbers (they have a real and an imaginary part). In the example I used, the two eigenvalues only had a real component but they could have also had an imaginary component too if I chose a different A matrix.  For example, try it with A = [-1 -1; 1 0].  The solution to the differential equation z dot = lambda * z is the equation I wrote in the video, z = C*exp(lambda*t). At 5:37, I'm just showing what the general shape of the curve would look like for different lambdas.  If the complex variable lambda only has a real component (like my example had) then the solution is purely only an exponential response. If it only has an imaginary component then the solution has a cyclical sinusoid response. And if lambda has both a real and imaginary component then the solution has both an exponential and sinusoidal response. Did that help?</w:t>
-              <w:br/>
-              <w:br/>
-              <w:t>[Source](https://www.youtube.com/watch?v=FXSpHy8LvmY)</w:t>
-            </w:r>
-          </w:p>
-        </w:tc>
-        <w:tc>
-          <w:tcPr>
-            <w:tcW w:type="dxa" w:w="2880"/>
-          </w:tcPr>
-          <w:p>
-            <w:r>
-              <w:t>The comment discusses the same steps described by the topic, specifically solving for gain matrix and placing eigenvalues at minus 2 and minus 1 using MATLAB. The commenter also explains the concept of eigenvalues being complex numbers with real and imaginary parts, which is directly related to the topic description.</w:t>
-            </w:r>
-          </w:p>
-        </w:tc>
-      </w:tr>
-      <w:tr>
-        <w:tc>
-          <w:tcPr>
-            <w:tcW w:type="dxa" w:w="2880"/>
-          </w:tcPr>
-          <w:p>
-            <w:r>
-              <w:t>90</w:t>
-            </w:r>
-          </w:p>
-        </w:tc>
-        <w:tc>
-          <w:tcPr>
-            <w:tcW w:type="dxa" w:w="2880"/>
-          </w:tcPr>
-          <w:p>
-            <w:r>
-              <w:t>Same</w:t>
-              <w:br/>
-              <w:br/>
-              <w:t>[Source](https://www.youtube.com/watch?v=FXSpHy8LvmY)</w:t>
-            </w:r>
-          </w:p>
-        </w:tc>
-        <w:tc>
-          <w:tcPr>
-            <w:tcW w:type="dxa" w:w="2880"/>
-          </w:tcPr>
-          <w:p>
-            <w:r>
-              <w:t>The comment 'Same' directly matches the topic title and description, specifically referencing the place command in MATLAB to solve for the gain matrix. This strong correlation indicates a high degree of overlap between the topic and the viewer's comment.</w:t>
-            </w:r>
-          </w:p>
-        </w:tc>
-      </w:tr>
-    </w:tbl>
+    <w:p>
+      <w:r>
+        <w:rPr>
+          <w:b/>
+        </w:rPr>
+        <w:t xml:space="preserve">Score: </w:t>
+      </w:r>
+      <w:r>
+        <w:t>100</w:t>
+      </w:r>
+    </w:p>
+    <w:p>
+      <w:r>
+        <w:rPr>
+          <w:b/>
+        </w:rPr>
+        <w:t xml:space="preserve">Comment: </w:t>
+      </w:r>
+      <w:r>
+        <w:t>100% agreed</w:t>
+      </w:r>
+    </w:p>
+    <w:p>
+      <w:r>
+        <w:rPr>
+          <w:b/>
+        </w:rPr>
+        <w:t xml:space="preserve">Reason: </w:t>
+      </w:r>
+      <w:r>
+        <w:t>The comment directly mentions agreement, indicating a strong correlation with the topic of solving for gain matrix using pole placement in MATLAB.</w:t>
+      </w:r>
+    </w:p>
+    <w:p>
+      <w:r>
+        <w:rPr>
+          <w:b/>
+        </w:rPr>
+        <w:t xml:space="preserve">Source: </w:t>
+      </w:r>
+      <w:r>
+        <w:t>https://www.youtube.com/watch?v=FXSpHy8LvmY</w:t>
+      </w:r>
+    </w:p>
+    <w:p/>
+    <w:p>
+      <w:r>
+        <w:rPr>
+          <w:b/>
+        </w:rPr>
+        <w:t xml:space="preserve">Score: </w:t>
+      </w:r>
+      <w:r>
+        <w:t>90</w:t>
+      </w:r>
+    </w:p>
+    <w:p>
+      <w:r>
+        <w:rPr>
+          <w:b/>
+        </w:rPr>
+        <w:t xml:space="preserve">Comment: </w:t>
+      </w:r>
+      <w:r>
+        <w:t>Hi Brian,</w:t>
+        <w:br/>
+        <w:t xml:space="preserve">could you please explain how do we choose the desired poles? For example in matlab, coding " K=place(A, B, P)", for an open loop system with 7 eigenvalues, how do we exactly choose these seven values of "P" ?  </w:t>
+        <w:br/>
+        <w:t>thank you in advance</w:t>
+      </w:r>
+    </w:p>
+    <w:p>
+      <w:r>
+        <w:rPr>
+          <w:b/>
+        </w:rPr>
+        <w:t xml:space="preserve">Reason: </w:t>
+      </w:r>
+      <w:r>
+        <w:t>The comment directly discusses the same process (pole placement) and objects (eigenvalues, place command in MATLAB) described by the topic. It also asks specific questions about choosing the desired poles, which is a crucial step in solving for the gain matrix.</w:t>
+      </w:r>
+    </w:p>
+    <w:p>
+      <w:r>
+        <w:rPr>
+          <w:b/>
+        </w:rPr>
+        <w:t xml:space="preserve">Source: </w:t>
+      </w:r>
+      <w:r>
+        <w:t>https://www.youtube.com/watch?v=FXSpHy8LvmY</w:t>
+      </w:r>
+    </w:p>
+    <w:p/>
+    <w:p>
+      <w:r>
+        <w:rPr>
+          <w:b/>
+        </w:rPr>
+        <w:t xml:space="preserve">Score: </w:t>
+      </w:r>
+      <w:r>
+        <w:t>90</w:t>
+      </w:r>
+    </w:p>
+    <w:p>
+      <w:r>
+        <w:rPr>
+          <w:b/>
+        </w:rPr>
+        <w:t xml:space="preserve">Comment: </w:t>
+      </w:r>
+      <w:r>
+        <w:t>Hello, Brain. Firstly, thank you for your continuous sharing. And then, I want to ask you a question. In this video at 8:10, you said" The gain matrix K is a 1 by 2 since there's one OUTPUT and two states." But as you said in the previous slide, kx is part of u. And u is the input. So, why isn't the gain matrix K is a 1 by 2 since there's one INPUT and two states?</w:t>
+      </w:r>
+    </w:p>
+    <w:p>
+      <w:r>
+        <w:rPr>
+          <w:b/>
+        </w:rPr>
+        <w:t xml:space="preserve">Reason: </w:t>
+      </w:r>
+      <w:r>
+        <w:t>The comment discusses the gain matrix K, which is a key concept in the topic 'Solve for Gain Matrix using Pole Placement'. The comment also mentions MATLAB and the place command, which are both relevant to the topic. The only reason it's not 100% correlated is that the comment doesn't directly discuss eigenvalues or pole placement.</w:t>
+      </w:r>
+    </w:p>
+    <w:p>
+      <w:r>
+        <w:rPr>
+          <w:b/>
+        </w:rPr>
+        <w:t xml:space="preserve">Source: </w:t>
+      </w:r>
+      <w:r>
+        <w:t>https://www.youtube.com/watch?v=FXSpHy8LvmY</w:t>
+      </w:r>
+    </w:p>
+    <w:p/>
+    <w:p>
+      <w:r>
+        <w:rPr>
+          <w:b/>
+        </w:rPr>
+        <w:t xml:space="preserve">Score: </w:t>
+      </w:r>
+      <w:r>
+        <w:t>90</w:t>
+      </w:r>
+    </w:p>
+    <w:p>
+      <w:r>
+        <w:rPr>
+          <w:b/>
+        </w:rPr>
+        <w:t xml:space="preserve">Comment: </w:t>
+      </w:r>
+      <w:r>
+        <w:t>@GOAFPilotChannel  Hi! I'm sorry that I've confused you. Rewatching it now I'm realizing that it wasn't as clear as I thought it was when I made it. If I understand your question correctly, at 4:13 I was saying that the result of E'*A*E is a diagonal matrix where the eigenvalues are along the diagonal. Eigenvalues are complex numbers (they have a real and an imaginary part). In the example I used, the two eigenvalues only had a real component but they could have also had an imaginary component too if I chose a different A matrix.  For example, try it with A = [-1 -1; 1 0].  The solution to the differential equation z dot = lambda * z is the equation I wrote in the video, z = C*exp(lambda*t). At 5:37, I'm just showing what the general shape of the curve would look like for different lambdas.  If the complex variable lambda only has a real component (like my example had) then the solution is purely only an exponential response. If it only has an imaginary component then the solution has a cyclical sinusoid response. And if lambda has both a real and imaginary component then the solution has both an exponential and sinusoidal response. Did that help?</w:t>
+      </w:r>
+    </w:p>
+    <w:p>
+      <w:r>
+        <w:rPr>
+          <w:b/>
+        </w:rPr>
+        <w:t xml:space="preserve">Reason: </w:t>
+      </w:r>
+      <w:r>
+        <w:t>The comment discusses the same steps described by the topic, specifically solving for gain matrix and placing eigenvalues at minus 2 and minus 1 using MATLAB. The commenter also explains the concept of eigenvalues being complex numbers with real and imaginary parts, which is directly related to the topic description.</w:t>
+      </w:r>
+    </w:p>
+    <w:p>
+      <w:r>
+        <w:rPr>
+          <w:b/>
+        </w:rPr>
+        <w:t xml:space="preserve">Source: </w:t>
+      </w:r>
+      <w:r>
+        <w:t>https://www.youtube.com/watch?v=FXSpHy8LvmY</w:t>
+      </w:r>
+    </w:p>
+    <w:p/>
+    <w:p>
+      <w:r>
+        <w:rPr>
+          <w:b/>
+        </w:rPr>
+        <w:t xml:space="preserve">Score: </w:t>
+      </w:r>
+      <w:r>
+        <w:t>90</w:t>
+      </w:r>
+    </w:p>
+    <w:p>
+      <w:r>
+        <w:rPr>
+          <w:b/>
+        </w:rPr>
+        <w:t xml:space="preserve">Comment: </w:t>
+      </w:r>
+      <w:r>
+        <w:t>Same</w:t>
+      </w:r>
+    </w:p>
+    <w:p>
+      <w:r>
+        <w:rPr>
+          <w:b/>
+        </w:rPr>
+        <w:t xml:space="preserve">Reason: </w:t>
+      </w:r>
+      <w:r>
+        <w:t>The comment 'Same' directly matches the topic title and description, specifically referencing the place command in MATLAB to solve for the gain matrix. This strong correlation indicates a high degree of overlap between the topic and the viewer's comment.</w:t>
+      </w:r>
+    </w:p>
+    <w:p>
+      <w:r>
+        <w:rPr>
+          <w:b/>
+        </w:rPr>
+        <w:t xml:space="preserve">Source: </w:t>
+      </w:r>
+      <w:r>
+        <w:t>https://www.youtube.com/watch?v=FXSpHy8LvmY</w:t>
+      </w:r>
+    </w:p>
     <w:p/>
     <w:p>
       <w:pPr>
@@ -1357,6 +1420,23 @@
       </w:r>
     </w:p>
     <w:p>
+      <w:r>
+        <w:rPr>
+          <w:b/>
+        </w:rPr>
+        <w:t>Correlated (true): 21 (13.9%)</w:t>
+      </w:r>
+      <w:r>
+        <w:br/>
+      </w:r>
+      <w:r>
+        <w:rPr>
+          <w:b/>
+        </w:rPr>
+        <w:t>Score &gt;= 60: 21 (13.9%)</w:t>
+      </w:r>
+    </w:p>
+    <w:p>
       <w:pPr>
         <w:pStyle w:val="Heading3"/>
       </w:pPr>
@@ -1364,226 +1444,230 @@
         <w:t>Top 5 Correlated Comments:</w:t>
       </w:r>
     </w:p>
-    <w:tbl>
-      <w:tblPr>
-        <w:tblStyle w:val="TableGrid"/>
-        <w:tblW w:type="auto" w:w="0"/>
-        <w:tblLayout w:type="autofit"/>
-        <w:tblLook w:firstColumn="1" w:firstRow="1" w:lastColumn="0" w:lastRow="0" w:noHBand="0" w:noVBand="1" w:val="04A0"/>
-      </w:tblPr>
-      <w:tblGrid>
-        <w:gridCol w:w="2880"/>
-        <w:gridCol w:w="2880"/>
-        <w:gridCol w:w="2880"/>
-      </w:tblGrid>
-      <w:tr>
-        <w:tc>
-          <w:tcPr>
-            <w:tcW w:type="dxa" w:w="2880"/>
-          </w:tcPr>
-          <w:p>
-            <w:r>
-              <w:t>Score</w:t>
-            </w:r>
-          </w:p>
-        </w:tc>
-        <w:tc>
-          <w:tcPr>
-            <w:tcW w:type="dxa" w:w="2880"/>
-          </w:tcPr>
-          <w:p>
-            <w:r>
-              <w:t>Comment</w:t>
-            </w:r>
-          </w:p>
-        </w:tc>
-        <w:tc>
-          <w:tcPr>
-            <w:tcW w:type="dxa" w:w="2880"/>
-          </w:tcPr>
-          <w:p>
-            <w:r>
-              <w:t>Reason</w:t>
-            </w:r>
-          </w:p>
-        </w:tc>
-      </w:tr>
-      <w:tr>
-        <w:tc>
-          <w:tcPr>
-            <w:tcW w:type="dxa" w:w="2880"/>
-          </w:tcPr>
-          <w:p>
-            <w:r>
-              <w:t>98</w:t>
-            </w:r>
-          </w:p>
-        </w:tc>
-        <w:tc>
-          <w:tcPr>
-            <w:tcW w:type="dxa" w:w="2880"/>
-          </w:tcPr>
-          <w:p>
-            <w:r>
-              <w:t>Same</w:t>
-              <w:br/>
-              <w:br/>
-              <w:t>[Source](https://www.youtube.com/watch?v=FXSpHy8LvmY)</w:t>
-            </w:r>
-          </w:p>
-        </w:tc>
-        <w:tc>
-          <w:tcPr>
-            <w:tcW w:type="dxa" w:w="2880"/>
-          </w:tcPr>
-          <w:p>
-            <w:r>
-              <w:t>The comment directly matches the topic by discussing the same steps (define matrices and create open loop state space object) using MATLAB, with no generic praise or unrelated content.</w:t>
-            </w:r>
-          </w:p>
-        </w:tc>
-      </w:tr>
-      <w:tr>
-        <w:tc>
-          <w:tcPr>
-            <w:tcW w:type="dxa" w:w="2880"/>
-          </w:tcPr>
-          <w:p>
-            <w:r>
-              <w:t>90</w:t>
-            </w:r>
-          </w:p>
-        </w:tc>
-        <w:tc>
-          <w:tcPr>
-            <w:tcW w:type="dxa" w:w="2880"/>
-          </w:tcPr>
-          <w:p>
-            <w:r>
-              <w:t>Hello, X’=AX+BU, let V=AX+BU then U=inv(B)(V-AX) =&gt; X’=V and Could we  choose V=-KX and U=-inv(B)(K+A)X?</w:t>
-              <w:br/>
-              <w:br/>
-              <w:t>[Source](https://www.youtube.com/watch?v=FXSpHy8LvmY)</w:t>
-            </w:r>
-          </w:p>
-        </w:tc>
-        <w:tc>
-          <w:tcPr>
-            <w:tcW w:type="dxa" w:w="2880"/>
-          </w:tcPr>
-          <w:p>
-            <w:r>
-              <w:t>The comment discusses the matrices A, B, and X, which are directly related to the topic's description of defining four matrices. The equation X'=AX+BU is also a key concept in state space object creation, matching the topic's goal.</w:t>
-            </w:r>
-          </w:p>
-        </w:tc>
-      </w:tr>
-      <w:tr>
-        <w:tc>
-          <w:tcPr>
-            <w:tcW w:type="dxa" w:w="2880"/>
-          </w:tcPr>
-          <w:p>
-            <w:r>
-              <w:t>90</w:t>
-            </w:r>
-          </w:p>
-        </w:tc>
-        <w:tc>
-          <w:tcPr>
-            <w:tcW w:type="dxa" w:w="2880"/>
-          </w:tcPr>
-          <w:p>
-            <w:r>
-              <w:t>Hello Brian Douglas</w:t>
-              <w:br/>
-              <w:br/>
-              <w:t>[Source](https://www.youtube.com/watch?v=FXSpHy8LvmY)</w:t>
-            </w:r>
-          </w:p>
-        </w:tc>
-        <w:tc>
-          <w:tcPr>
-            <w:tcW w:type="dxa" w:w="2880"/>
-          </w:tcPr>
-          <w:p>
-            <w:r>
-              <w:t>The comment directly mentions the creator's name (Brian), which is not relevant to the topic. However, the rest of the comment seems to be related to MATLAB and state space objects, as it starts with a greeting addressed to Brian Douglas, suggesting that the commenter may be discussing MATLAB-related topics.</w:t>
-            </w:r>
-          </w:p>
-        </w:tc>
-      </w:tr>
-      <w:tr>
-        <w:tc>
-          <w:tcPr>
-            <w:tcW w:type="dxa" w:w="2880"/>
-          </w:tcPr>
-          <w:p>
-            <w:r>
-              <w:t>90</w:t>
-            </w:r>
-          </w:p>
-        </w:tc>
-        <w:tc>
-          <w:tcPr>
-            <w:tcW w:type="dxa" w:w="2880"/>
-          </w:tcPr>
-          <w:p>
-            <w:r>
-              <w:t>100% agreed</w:t>
-              <w:br/>
-              <w:br/>
-              <w:t>[Source](https://www.youtube.com/watch?v=FXSpHy8LvmY)</w:t>
-            </w:r>
-          </w:p>
-        </w:tc>
-        <w:tc>
-          <w:tcPr>
-            <w:tcW w:type="dxa" w:w="2880"/>
-          </w:tcPr>
-          <w:p>
-            <w:r>
-              <w:t>The comment '100% agreed' strongly suggests that the viewer is directly discussing the same steps described in the topic to define matrices and create an open loop state space object using MATLAB.</w:t>
-            </w:r>
-          </w:p>
-        </w:tc>
-      </w:tr>
-      <w:tr>
-        <w:tc>
-          <w:tcPr>
-            <w:tcW w:type="dxa" w:w="2880"/>
-          </w:tcPr>
-          <w:p>
-            <w:r>
-              <w:t>90</w:t>
-            </w:r>
-          </w:p>
-        </w:tc>
-        <w:tc>
-          <w:tcPr>
-            <w:tcW w:type="dxa" w:w="2880"/>
-          </w:tcPr>
-          <w:p>
-            <w:r>
-              <w:t>yes</w:t>
-              <w:br/>
-              <w:br/>
-              <w:t>[Source](https://www.youtube.com/watch?v=FXSpHy8LvmY)</w:t>
-            </w:r>
-          </w:p>
-        </w:tc>
-        <w:tc>
-          <w:tcPr>
-            <w:tcW w:type="dxa" w:w="2880"/>
-          </w:tcPr>
-          <w:p>
-            <w:r>
-              <w:t>The comment 'yes' directly references the creation of a state space object and matrices, which are central to the topic's description of defining four matrices and creating an open loop state space object in MATLAB.</w:t>
-            </w:r>
-          </w:p>
-        </w:tc>
-      </w:tr>
-    </w:tbl>
+    <w:p>
+      <w:r>
+        <w:rPr>
+          <w:b/>
+        </w:rPr>
+        <w:t xml:space="preserve">Score: </w:t>
+      </w:r>
+      <w:r>
+        <w:t>98</w:t>
+      </w:r>
+    </w:p>
+    <w:p>
+      <w:r>
+        <w:rPr>
+          <w:b/>
+        </w:rPr>
+        <w:t xml:space="preserve">Comment: </w:t>
+      </w:r>
+      <w:r>
+        <w:t>Same</w:t>
+      </w:r>
+    </w:p>
+    <w:p>
+      <w:r>
+        <w:rPr>
+          <w:b/>
+        </w:rPr>
+        <w:t xml:space="preserve">Reason: </w:t>
+      </w:r>
+      <w:r>
+        <w:t>The comment directly matches the topic by discussing the same steps (define matrices and create open loop state space object) using MATLAB, with no generic praise or unrelated content.</w:t>
+      </w:r>
+    </w:p>
+    <w:p>
+      <w:r>
+        <w:rPr>
+          <w:b/>
+        </w:rPr>
+        <w:t xml:space="preserve">Source: </w:t>
+      </w:r>
+      <w:r>
+        <w:t>https://www.youtube.com/watch?v=FXSpHy8LvmY</w:t>
+      </w:r>
+    </w:p>
+    <w:p/>
+    <w:p>
+      <w:r>
+        <w:rPr>
+          <w:b/>
+        </w:rPr>
+        <w:t xml:space="preserve">Score: </w:t>
+      </w:r>
+      <w:r>
+        <w:t>90</w:t>
+      </w:r>
+    </w:p>
+    <w:p>
+      <w:r>
+        <w:rPr>
+          <w:b/>
+        </w:rPr>
+        <w:t xml:space="preserve">Comment: </w:t>
+      </w:r>
+      <w:r>
+        <w:t>Hello, X’=AX+BU, let V=AX+BU then U=inv(B)(V-AX) =&gt; X’=V and Could we  choose V=-KX and U=-inv(B)(K+A)X?</w:t>
+      </w:r>
+    </w:p>
+    <w:p>
+      <w:r>
+        <w:rPr>
+          <w:b/>
+        </w:rPr>
+        <w:t xml:space="preserve">Reason: </w:t>
+      </w:r>
+      <w:r>
+        <w:t>The comment discusses the matrices A, B, and X, which are directly related to the topic's description of defining four matrices. The equation X'=AX+BU is also a key concept in state space object creation, matching the topic's goal.</w:t>
+      </w:r>
+    </w:p>
+    <w:p>
+      <w:r>
+        <w:rPr>
+          <w:b/>
+        </w:rPr>
+        <w:t xml:space="preserve">Source: </w:t>
+      </w:r>
+      <w:r>
+        <w:t>https://www.youtube.com/watch?v=FXSpHy8LvmY</w:t>
+      </w:r>
+    </w:p>
+    <w:p/>
+    <w:p>
+      <w:r>
+        <w:rPr>
+          <w:b/>
+        </w:rPr>
+        <w:t xml:space="preserve">Score: </w:t>
+      </w:r>
+      <w:r>
+        <w:t>90</w:t>
+      </w:r>
+    </w:p>
+    <w:p>
+      <w:r>
+        <w:rPr>
+          <w:b/>
+        </w:rPr>
+        <w:t xml:space="preserve">Comment: </w:t>
+      </w:r>
+      <w:r>
+        <w:t>Hello Brian Douglas</w:t>
+      </w:r>
+    </w:p>
+    <w:p>
+      <w:r>
+        <w:rPr>
+          <w:b/>
+        </w:rPr>
+        <w:t xml:space="preserve">Reason: </w:t>
+      </w:r>
+      <w:r>
+        <w:t>The comment directly mentions the creator's name (Brian), which is not relevant to the topic. However, the rest of the comment seems to be related to MATLAB and state space objects, as it starts with a greeting addressed to Brian Douglas, suggesting that the commenter may be discussing MATLAB-related topics.</w:t>
+      </w:r>
+    </w:p>
+    <w:p>
+      <w:r>
+        <w:rPr>
+          <w:b/>
+        </w:rPr>
+        <w:t xml:space="preserve">Source: </w:t>
+      </w:r>
+      <w:r>
+        <w:t>https://www.youtube.com/watch?v=FXSpHy8LvmY</w:t>
+      </w:r>
+    </w:p>
+    <w:p/>
+    <w:p>
+      <w:r>
+        <w:rPr>
+          <w:b/>
+        </w:rPr>
+        <w:t xml:space="preserve">Score: </w:t>
+      </w:r>
+      <w:r>
+        <w:t>90</w:t>
+      </w:r>
+    </w:p>
+    <w:p>
+      <w:r>
+        <w:rPr>
+          <w:b/>
+        </w:rPr>
+        <w:t xml:space="preserve">Comment: </w:t>
+      </w:r>
+      <w:r>
+        <w:t>100% agreed</w:t>
+      </w:r>
+    </w:p>
+    <w:p>
+      <w:r>
+        <w:rPr>
+          <w:b/>
+        </w:rPr>
+        <w:t xml:space="preserve">Reason: </w:t>
+      </w:r>
+      <w:r>
+        <w:t>The comment '100% agreed' strongly suggests that the viewer is directly discussing the same steps described in the topic to define matrices and create an open loop state space object using MATLAB.</w:t>
+      </w:r>
+    </w:p>
+    <w:p>
+      <w:r>
+        <w:rPr>
+          <w:b/>
+        </w:rPr>
+        <w:t xml:space="preserve">Source: </w:t>
+      </w:r>
+      <w:r>
+        <w:t>https://www.youtube.com/watch?v=FXSpHy8LvmY</w:t>
+      </w:r>
+    </w:p>
+    <w:p/>
+    <w:p>
+      <w:r>
+        <w:rPr>
+          <w:b/>
+        </w:rPr>
+        <w:t xml:space="preserve">Score: </w:t>
+      </w:r>
+      <w:r>
+        <w:t>90</w:t>
+      </w:r>
+    </w:p>
+    <w:p>
+      <w:r>
+        <w:rPr>
+          <w:b/>
+        </w:rPr>
+        <w:t xml:space="preserve">Comment: </w:t>
+      </w:r>
+      <w:r>
+        <w:t>yes</w:t>
+      </w:r>
+    </w:p>
+    <w:p>
+      <w:r>
+        <w:rPr>
+          <w:b/>
+        </w:rPr>
+        <w:t xml:space="preserve">Reason: </w:t>
+      </w:r>
+      <w:r>
+        <w:t>The comment 'yes' directly references the creation of a state space object and matrices, which are central to the topic's description of defining four matrices and creating an open loop state space object in MATLAB.</w:t>
+      </w:r>
+    </w:p>
+    <w:p>
+      <w:r>
+        <w:rPr>
+          <w:b/>
+        </w:rPr>
+        <w:t xml:space="preserve">Source: </w:t>
+      </w:r>
+      <w:r>
+        <w:t>https://www.youtube.com/watch?v=FXSpHy8LvmY</w:t>
+      </w:r>
+    </w:p>
     <w:p/>
     <w:p>
       <w:pPr>
@@ -1739,6 +1823,23 @@
       </w:r>
     </w:p>
     <w:p>
+      <w:r>
+        <w:rPr>
+          <w:b/>
+        </w:rPr>
+        <w:t>Correlated (true): 24 (15.9%)</w:t>
+      </w:r>
+      <w:r>
+        <w:br/>
+      </w:r>
+      <w:r>
+        <w:rPr>
+          <w:b/>
+        </w:rPr>
+        <w:t>Score &gt;= 60: 24 (15.9%)</w:t>
+      </w:r>
+    </w:p>
+    <w:p>
       <w:pPr>
         <w:pStyle w:val="Heading3"/>
       </w:pPr>
@@ -1746,230 +1847,234 @@
         <w:t>Top 5 Correlated Comments:</w:t>
       </w:r>
     </w:p>
-    <w:tbl>
-      <w:tblPr>
-        <w:tblStyle w:val="TableGrid"/>
-        <w:tblW w:type="auto" w:w="0"/>
-        <w:tblLayout w:type="autofit"/>
-        <w:tblLook w:firstColumn="1" w:firstRow="1" w:lastColumn="0" w:lastRow="0" w:noHBand="0" w:noVBand="1" w:val="04A0"/>
-      </w:tblPr>
-      <w:tblGrid>
-        <w:gridCol w:w="2880"/>
-        <w:gridCol w:w="2880"/>
-        <w:gridCol w:w="2880"/>
-      </w:tblGrid>
-      <w:tr>
-        <w:tc>
-          <w:tcPr>
-            <w:tcW w:type="dxa" w:w="2880"/>
-          </w:tcPr>
-          <w:p>
-            <w:r>
-              <w:t>Score</w:t>
-            </w:r>
-          </w:p>
-        </w:tc>
-        <w:tc>
-          <w:tcPr>
-            <w:tcW w:type="dxa" w:w="2880"/>
-          </w:tcPr>
-          <w:p>
-            <w:r>
-              <w:t>Comment</w:t>
-            </w:r>
-          </w:p>
-        </w:tc>
-        <w:tc>
-          <w:tcPr>
-            <w:tcW w:type="dxa" w:w="2880"/>
-          </w:tcPr>
-          <w:p>
-            <w:r>
-              <w:t>Reason</w:t>
-            </w:r>
-          </w:p>
-        </w:tc>
-      </w:tr>
-      <w:tr>
-        <w:tc>
-          <w:tcPr>
-            <w:tcW w:type="dxa" w:w="2880"/>
-          </w:tcPr>
-          <w:p>
-            <w:r>
-              <w:t>90</w:t>
-            </w:r>
-          </w:p>
-        </w:tc>
-        <w:tc>
-          <w:tcPr>
-            <w:tcW w:type="dxa" w:w="2880"/>
-          </w:tcPr>
-          <w:p>
-            <w:r>
-              <w:t xml:space="preserve"> @GOAFPilotChannel  Hi! I'm sorry that I've confused you. Rewatching it now I'm realizing that it wasn't as clear as I thought it was when I made it. If I understand your question correctly, at 4:13 I was saying that the result of E'*A*E is a diagonal matrix where the eigenvalues are along the diagonal. Eigenvalues are complex numbers (they have a real and an imaginary part). In the example I used, the two eigenvalues only had a real component but they could have also had an imaginary component too if I chose a different A matrix.  For example, try it with A = [-1 -1; 1 0].  The solution to the differential equation z dot = lambda * z is the equation I wrote in the video, z = C*exp(lambda*t). At 5:37, I'm just showing what the general shape of the curve would look like for different lambdas.  If the complex variable lambda only has a real component (like my example had) then the solution is purely only an exponential response. If it only has an imaginary component then the solution has a cyclical sinusoid response. And if lambda has both a real and imaginary component then the solution has both an exponential and sinusoidal response. Did that help?</w:t>
-              <w:br/>
-              <w:br/>
-              <w:t>[Source](https://www.youtube.com/watch?v=FXSpHy8LvmY)</w:t>
-            </w:r>
-          </w:p>
-        </w:tc>
-        <w:tc>
-          <w:tcPr>
-            <w:tcW w:type="dxa" w:w="2880"/>
-          </w:tcPr>
-          <w:p>
-            <w:r>
-              <w:t>The comment directly discusses the same concepts and steps described by the topic, specifically the eigenvalues, diagonal matrix, differential equation solution, and types of responses. The commenter even references specific timestamps (4:13 and 5:37) in the video.</w:t>
-            </w:r>
-          </w:p>
-        </w:tc>
-      </w:tr>
-      <w:tr>
-        <w:tc>
-          <w:tcPr>
-            <w:tcW w:type="dxa" w:w="2880"/>
-          </w:tcPr>
-          <w:p>
-            <w:r>
-              <w:t>90</w:t>
-            </w:r>
-          </w:p>
-        </w:tc>
-        <w:tc>
-          <w:tcPr>
-            <w:tcW w:type="dxa" w:w="2880"/>
-          </w:tcPr>
-          <w:p>
-            <w:r>
-              <w:t>Hello, X’=AX+BU, let V=AX+BU then U=inv(B)(V-AX) =&gt; X’=V and Could we  choose V=-KX and U=-inv(B)(K+A)X?</w:t>
-              <w:br/>
-              <w:br/>
-              <w:t>[Source](https://www.youtube.com/watch?v=FXSpHy8LvmY)</w:t>
-            </w:r>
-          </w:p>
-        </w:tc>
-        <w:tc>
-          <w:tcPr>
-            <w:tcW w:type="dxa" w:w="2880"/>
-          </w:tcPr>
-          <w:p>
-            <w:r>
-              <w:t>The comment directly discusses the same linear control system and pole placement concepts described in the topic. The specific equations and formulas mentioned in the comment (e.g., X' = AX + BU, V = AX + BU) are closely related to the topic's description of designing controllers using pole placement.</w:t>
-            </w:r>
-          </w:p>
-        </w:tc>
-      </w:tr>
-      <w:tr>
-        <w:tc>
-          <w:tcPr>
-            <w:tcW w:type="dxa" w:w="2880"/>
-          </w:tcPr>
-          <w:p>
-            <w:r>
-              <w:t>90</w:t>
-            </w:r>
-          </w:p>
-        </w:tc>
-        <w:tc>
-          <w:tcPr>
-            <w:tcW w:type="dxa" w:w="2880"/>
-          </w:tcPr>
-          <w:p>
-            <w:r>
-              <w:t>Same</w:t>
-              <w:br/>
-              <w:br/>
-              <w:t>[Source](https://www.youtube.com/watch?v=FXSpHy8LvmY)</w:t>
-            </w:r>
-          </w:p>
-        </w:tc>
-        <w:tc>
-          <w:tcPr>
-            <w:tcW w:type="dxa" w:w="2880"/>
-          </w:tcPr>
-          <w:p>
-            <w:r>
-              <w:t>The comment directly summarizes the key takeaways from the video and next steps for designing controllers using pole placement, which is exactly what the topic description asks for.</w:t>
-            </w:r>
-          </w:p>
-        </w:tc>
-      </w:tr>
-      <w:tr>
-        <w:tc>
-          <w:tcPr>
-            <w:tcW w:type="dxa" w:w="2880"/>
-          </w:tcPr>
-          <w:p>
-            <w:r>
-              <w:t>85</w:t>
-            </w:r>
-          </w:p>
-        </w:tc>
-        <w:tc>
-          <w:tcPr>
-            <w:tcW w:type="dxa" w:w="2880"/>
-          </w:tcPr>
-          <w:p>
-            <w:r>
-              <w:t>Hi Brian,</w:t>
-              <w:br/>
-              <w:t>For the pole placement, you could consider a butterworth configuration. Since all the poles need to be placed in state space compared to classical control, you need to find a spot for the non dominant poles. Placing them in a butterworth configuration (equidistant around a circle centered at the origin), it is shown that it approach a optimal configuration.</w:t>
-              <w:br/>
-              <w:t>Btw, my username on the reddit control theory sub is nickeltoes</w:t>
-              <w:br/>
-              <w:br/>
-              <w:t>[Source](https://www.youtube.com/watch?v=FXSpHy8LvmY)</w:t>
-            </w:r>
-          </w:p>
-        </w:tc>
-        <w:tc>
-          <w:tcPr>
-            <w:tcW w:type="dxa" w:w="2880"/>
-          </w:tcPr>
-          <w:p>
-            <w:r>
-              <w:t>The comment discusses the specific topic of pole placement and mentions butterworth configuration, which is directly related to the key takeaways and next steps for designing controllers using pole placement mentioned in the topic.</w:t>
-            </w:r>
-          </w:p>
-        </w:tc>
-      </w:tr>
-      <w:tr>
-        <w:tc>
-          <w:tcPr>
-            <w:tcW w:type="dxa" w:w="2880"/>
-          </w:tcPr>
-          <w:p>
-            <w:r>
-              <w:t>85</w:t>
-            </w:r>
-          </w:p>
-        </w:tc>
-        <w:tc>
-          <w:tcPr>
-            <w:tcW w:type="dxa" w:w="2880"/>
-          </w:tcPr>
-          <w:p>
-            <w:r>
-              <w:t>is there a reason why we move the pole values to -1 and -2 or just randomly choose, is there a method to choose the best poles for the system</w:t>
-              <w:br/>
-              <w:br/>
-              <w:t>[Source](https://www.youtube.com/watch?v=FXSpHy8LvmY)</w:t>
-            </w:r>
-          </w:p>
-        </w:tc>
-        <w:tc>
-          <w:tcPr>
-            <w:tcW w:type="dxa" w:w="2880"/>
-          </w:tcPr>
-          <w:p>
-            <w:r>
-              <w:t>The comment directly discusses the concept of pole placement and choosing poles for a system, which is a key aspect of the topic's description about designing controllers using pole placement. The overlap lies in the mention of 'pole values' and the inquiry about selecting the best poles, which aligns with the topic's focus on summarizing takeaways and providing next steps.</w:t>
-            </w:r>
-          </w:p>
-        </w:tc>
-      </w:tr>
-    </w:tbl>
+    <w:p>
+      <w:r>
+        <w:rPr>
+          <w:b/>
+        </w:rPr>
+        <w:t xml:space="preserve">Score: </w:t>
+      </w:r>
+      <w:r>
+        <w:t>90</w:t>
+      </w:r>
+    </w:p>
+    <w:p>
+      <w:r>
+        <w:rPr>
+          <w:b/>
+        </w:rPr>
+        <w:t xml:space="preserve">Comment: </w:t>
+      </w:r>
+      <w:r>
+        <w:t>@GOAFPilotChannel  Hi! I'm sorry that I've confused you. Rewatching it now I'm realizing that it wasn't as clear as I thought it was when I made it. If I understand your question correctly, at 4:13 I was saying that the result of E'*A*E is a diagonal matrix where the eigenvalues are along the diagonal. Eigenvalues are complex numbers (they have a real and an imaginary part). In the example I used, the two eigenvalues only had a real component but they could have also had an imaginary component too if I chose a different A matrix.  For example, try it with A = [-1 -1; 1 0].  The solution to the differential equation z dot = lambda * z is the equation I wrote in the video, z = C*exp(lambda*t). At 5:37, I'm just showing what the general shape of the curve would look like for different lambdas.  If the complex variable lambda only has a real component (like my example had) then the solution is purely only an exponential response. If it only has an imaginary component then the solution has a cyclical sinusoid response. And if lambda has both a real and imaginary component then the solution has both an exponential and sinusoidal response. Did that help?</w:t>
+      </w:r>
+    </w:p>
+    <w:p>
+      <w:r>
+        <w:rPr>
+          <w:b/>
+        </w:rPr>
+        <w:t xml:space="preserve">Reason: </w:t>
+      </w:r>
+      <w:r>
+        <w:t>The comment directly discusses the same concepts and steps described by the topic, specifically the eigenvalues, diagonal matrix, differential equation solution, and types of responses. The commenter even references specific timestamps (4:13 and 5:37) in the video.</w:t>
+      </w:r>
+    </w:p>
+    <w:p>
+      <w:r>
+        <w:rPr>
+          <w:b/>
+        </w:rPr>
+        <w:t xml:space="preserve">Source: </w:t>
+      </w:r>
+      <w:r>
+        <w:t>https://www.youtube.com/watch?v=FXSpHy8LvmY</w:t>
+      </w:r>
+    </w:p>
+    <w:p/>
+    <w:p>
+      <w:r>
+        <w:rPr>
+          <w:b/>
+        </w:rPr>
+        <w:t xml:space="preserve">Score: </w:t>
+      </w:r>
+      <w:r>
+        <w:t>90</w:t>
+      </w:r>
+    </w:p>
+    <w:p>
+      <w:r>
+        <w:rPr>
+          <w:b/>
+        </w:rPr>
+        <w:t xml:space="preserve">Comment: </w:t>
+      </w:r>
+      <w:r>
+        <w:t>Hello, X’=AX+BU, let V=AX+BU then U=inv(B)(V-AX) =&gt; X’=V and Could we  choose V=-KX and U=-inv(B)(K+A)X?</w:t>
+      </w:r>
+    </w:p>
+    <w:p>
+      <w:r>
+        <w:rPr>
+          <w:b/>
+        </w:rPr>
+        <w:t xml:space="preserve">Reason: </w:t>
+      </w:r>
+      <w:r>
+        <w:t>The comment directly discusses the same linear control system and pole placement concepts described in the topic. The specific equations and formulas mentioned in the comment (e.g., X' = AX + BU, V = AX + BU) are closely related to the topic's description of designing controllers using pole placement.</w:t>
+      </w:r>
+    </w:p>
+    <w:p>
+      <w:r>
+        <w:rPr>
+          <w:b/>
+        </w:rPr>
+        <w:t xml:space="preserve">Source: </w:t>
+      </w:r>
+      <w:r>
+        <w:t>https://www.youtube.com/watch?v=FXSpHy8LvmY</w:t>
+      </w:r>
+    </w:p>
+    <w:p/>
+    <w:p>
+      <w:r>
+        <w:rPr>
+          <w:b/>
+        </w:rPr>
+        <w:t xml:space="preserve">Score: </w:t>
+      </w:r>
+      <w:r>
+        <w:t>90</w:t>
+      </w:r>
+    </w:p>
+    <w:p>
+      <w:r>
+        <w:rPr>
+          <w:b/>
+        </w:rPr>
+        <w:t xml:space="preserve">Comment: </w:t>
+      </w:r>
+      <w:r>
+        <w:t>Same</w:t>
+      </w:r>
+    </w:p>
+    <w:p>
+      <w:r>
+        <w:rPr>
+          <w:b/>
+        </w:rPr>
+        <w:t xml:space="preserve">Reason: </w:t>
+      </w:r>
+      <w:r>
+        <w:t>The comment directly summarizes the key takeaways from the video and next steps for designing controllers using pole placement, which is exactly what the topic description asks for.</w:t>
+      </w:r>
+    </w:p>
+    <w:p>
+      <w:r>
+        <w:rPr>
+          <w:b/>
+        </w:rPr>
+        <w:t xml:space="preserve">Source: </w:t>
+      </w:r>
+      <w:r>
+        <w:t>https://www.youtube.com/watch?v=FXSpHy8LvmY</w:t>
+      </w:r>
+    </w:p>
+    <w:p/>
+    <w:p>
+      <w:r>
+        <w:rPr>
+          <w:b/>
+        </w:rPr>
+        <w:t xml:space="preserve">Score: </w:t>
+      </w:r>
+      <w:r>
+        <w:t>85</w:t>
+      </w:r>
+    </w:p>
+    <w:p>
+      <w:r>
+        <w:rPr>
+          <w:b/>
+        </w:rPr>
+        <w:t xml:space="preserve">Comment: </w:t>
+      </w:r>
+      <w:r>
+        <w:t>Hi Brian,</w:t>
+        <w:br/>
+        <w:t>For the pole placement, you could consider a butterworth configuration. Since all the poles need to be placed in state space compared to classical control, you need to find a spot for the non dominant poles. Placing them in a butterworth configuration (equidistant around a circle centered at the origin), it is shown that it approach a optimal configuration.</w:t>
+        <w:br/>
+        <w:t>Btw, my username on the reddit control theory sub is nickeltoes</w:t>
+      </w:r>
+    </w:p>
+    <w:p>
+      <w:r>
+        <w:rPr>
+          <w:b/>
+        </w:rPr>
+        <w:t xml:space="preserve">Reason: </w:t>
+      </w:r>
+      <w:r>
+        <w:t>The comment discusses the specific topic of pole placement and mentions butterworth configuration, which is directly related to the key takeaways and next steps for designing controllers using pole placement mentioned in the topic.</w:t>
+      </w:r>
+    </w:p>
+    <w:p>
+      <w:r>
+        <w:rPr>
+          <w:b/>
+        </w:rPr>
+        <w:t xml:space="preserve">Source: </w:t>
+      </w:r>
+      <w:r>
+        <w:t>https://www.youtube.com/watch?v=FXSpHy8LvmY</w:t>
+      </w:r>
+    </w:p>
+    <w:p/>
+    <w:p>
+      <w:r>
+        <w:rPr>
+          <w:b/>
+        </w:rPr>
+        <w:t xml:space="preserve">Score: </w:t>
+      </w:r>
+      <w:r>
+        <w:t>85</w:t>
+      </w:r>
+    </w:p>
+    <w:p>
+      <w:r>
+        <w:rPr>
+          <w:b/>
+        </w:rPr>
+        <w:t xml:space="preserve">Comment: </w:t>
+      </w:r>
+      <w:r>
+        <w:t>is there a reason why we move the pole values to -1 and -2 or just randomly choose, is there a method to choose the best poles for the system</w:t>
+      </w:r>
+    </w:p>
+    <w:p>
+      <w:r>
+        <w:rPr>
+          <w:b/>
+        </w:rPr>
+        <w:t xml:space="preserve">Reason: </w:t>
+      </w:r>
+      <w:r>
+        <w:t>The comment directly discusses the concept of pole placement and choosing poles for a system, which is a key aspect of the topic's description about designing controllers using pole placement. The overlap lies in the mention of 'pole values' and the inquiry about selecting the best poles, which aligns with the topic's focus on summarizing takeaways and providing next steps.</w:t>
+      </w:r>
+    </w:p>
+    <w:p>
+      <w:r>
+        <w:rPr>
+          <w:b/>
+        </w:rPr>
+        <w:t xml:space="preserve">Source: </w:t>
+      </w:r>
+      <w:r>
+        <w:t>https://www.youtube.com/watch?v=FXSpHy8LvmY</w:t>
+      </w:r>
+    </w:p>
     <w:p/>
     <w:p>
       <w:pPr>
@@ -2125,6 +2230,23 @@
       </w:r>
     </w:p>
     <w:p>
+      <w:r>
+        <w:rPr>
+          <w:b/>
+        </w:rPr>
+        <w:t>Correlated (true): 23 (15.2%)</w:t>
+      </w:r>
+      <w:r>
+        <w:br/>
+      </w:r>
+      <w:r>
+        <w:rPr>
+          <w:b/>
+        </w:rPr>
+        <w:t>Score &gt;= 60: 23 (15.2%)</w:t>
+      </w:r>
+    </w:p>
+    <w:p>
       <w:pPr>
         <w:pStyle w:val="Heading3"/>
       </w:pPr>
@@ -2132,228 +2254,232 @@
         <w:t>Top 5 Correlated Comments:</w:t>
       </w:r>
     </w:p>
-    <w:tbl>
-      <w:tblPr>
-        <w:tblStyle w:val="TableGrid"/>
-        <w:tblW w:type="auto" w:w="0"/>
-        <w:tblLayout w:type="autofit"/>
-        <w:tblLook w:firstColumn="1" w:firstRow="1" w:lastColumn="0" w:lastRow="0" w:noHBand="0" w:noVBand="1" w:val="04A0"/>
-      </w:tblPr>
-      <w:tblGrid>
-        <w:gridCol w:w="2880"/>
-        <w:gridCol w:w="2880"/>
-        <w:gridCol w:w="2880"/>
-      </w:tblGrid>
-      <w:tr>
-        <w:tc>
-          <w:tcPr>
-            <w:tcW w:type="dxa" w:w="2880"/>
-          </w:tcPr>
-          <w:p>
-            <w:r>
-              <w:t>Score</w:t>
-            </w:r>
-          </w:p>
-        </w:tc>
-        <w:tc>
-          <w:tcPr>
-            <w:tcW w:type="dxa" w:w="2880"/>
-          </w:tcPr>
-          <w:p>
-            <w:r>
-              <w:t>Comment</w:t>
-            </w:r>
-          </w:p>
-        </w:tc>
-        <w:tc>
-          <w:tcPr>
-            <w:tcW w:type="dxa" w:w="2880"/>
-          </w:tcPr>
-          <w:p>
-            <w:r>
-              <w:t>Reason</w:t>
-            </w:r>
-          </w:p>
-        </w:tc>
-      </w:tr>
-      <w:tr>
-        <w:tc>
-          <w:tcPr>
-            <w:tcW w:type="dxa" w:w="2880"/>
-          </w:tcPr>
-          <w:p>
-            <w:r>
-              <w:t>100</w:t>
-            </w:r>
-          </w:p>
-        </w:tc>
-        <w:tc>
-          <w:tcPr>
-            <w:tcW w:type="dxa" w:w="2880"/>
-          </w:tcPr>
-          <w:p>
-            <w:r>
-              <w:t>100% agreed</w:t>
-              <w:br/>
-              <w:br/>
-              <w:t>[Source](https://www.youtube.com/watch?v=FXSpHy8LvmY)</w:t>
-            </w:r>
-          </w:p>
-        </w:tc>
-        <w:tc>
-          <w:tcPr>
-            <w:tcW w:type="dxa" w:w="2880"/>
-          </w:tcPr>
-          <w:p>
-            <w:r>
-              <w:t>The comment explicitly agrees with the topic's objective to create a closed loop system object, directly mentioning the specific step of using the gain matrix from pole placement.</w:t>
-            </w:r>
-          </w:p>
-        </w:tc>
-      </w:tr>
-      <w:tr>
-        <w:tc>
-          <w:tcPr>
-            <w:tcW w:type="dxa" w:w="2880"/>
-          </w:tcPr>
-          <w:p>
-            <w:r>
-              <w:t>90</w:t>
-            </w:r>
-          </w:p>
-        </w:tc>
-        <w:tc>
-          <w:tcPr>
-            <w:tcW w:type="dxa" w:w="2880"/>
-          </w:tcPr>
-          <w:p>
-            <w:r>
-              <w:t>Same</w:t>
-              <w:br/>
-              <w:br/>
-              <w:t>[Source](https://www.youtube.com/watch?v=FXSpHy8LvmY)</w:t>
-            </w:r>
-          </w:p>
-        </w:tc>
-        <w:tc>
-          <w:tcPr>
-            <w:tcW w:type="dxa" w:w="2880"/>
-          </w:tcPr>
-          <w:p>
-            <w:r>
-              <w:t>The comment directly references the creation of a closed loop system object, which matches the topic title. Additionally, it mentions using a gain matrix from pole placement, which is also discussed in the topic description.</w:t>
-            </w:r>
-          </w:p>
-        </w:tc>
-      </w:tr>
-      <w:tr>
-        <w:tc>
-          <w:tcPr>
-            <w:tcW w:type="dxa" w:w="2880"/>
-          </w:tcPr>
-          <w:p>
-            <w:r>
-              <w:t>90</w:t>
-            </w:r>
-          </w:p>
-        </w:tc>
-        <w:tc>
-          <w:tcPr>
-            <w:tcW w:type="dxa" w:w="2880"/>
-          </w:tcPr>
-          <w:p>
-            <w:r>
-              <w:t>yes</w:t>
-              <w:br/>
-              <w:br/>
-              <w:t>[Source](https://www.youtube.com/watch?v=FXSpHy8LvmY)</w:t>
-            </w:r>
-          </w:p>
-        </w:tc>
-        <w:tc>
-          <w:tcPr>
-            <w:tcW w:type="dxa" w:w="2880"/>
-          </w:tcPr>
-          <w:p>
-            <w:r>
-              <w:t>The comment directly addresses the creation of a closed loop system object, which is the primary topic. The mention of 'gain matrix' and 'pole placement' in the description also matches with the comment's single word 'yes', indicating a strong correlation.</w:t>
-            </w:r>
-          </w:p>
-        </w:tc>
-      </w:tr>
-      <w:tr>
-        <w:tc>
-          <w:tcPr>
-            <w:tcW w:type="dxa" w:w="2880"/>
-          </w:tcPr>
-          <w:p>
-            <w:r>
-              <w:t>85</w:t>
-            </w:r>
-          </w:p>
-        </w:tc>
-        <w:tc>
-          <w:tcPr>
-            <w:tcW w:type="dxa" w:w="2880"/>
-          </w:tcPr>
-          <w:p>
-            <w:r>
-              <w:t>10:15 Why use B matrix as ss closed-loop second argument?</w:t>
-              <w:br/>
-              <w:br/>
-              <w:t>[Source](https://www.youtube.com/watch?v=FXSpHy8LvmY)</w:t>
-            </w:r>
-          </w:p>
-        </w:tc>
-        <w:tc>
-          <w:tcPr>
-            <w:tcW w:type="dxa" w:w="2880"/>
-          </w:tcPr>
-          <w:p>
-            <w:r>
-              <w:t>The comment discusses the same topic of creating a closed loop system, specifically mentioning 'ss closed-loop' which aligns with the description. Although it doesn't directly mention gain matrix or pole placement, the focus on B matrix and its usage in the second argument of the ss function shows strong relevance to the topic.</w:t>
-            </w:r>
-          </w:p>
-        </w:tc>
-      </w:tr>
-      <w:tr>
-        <w:tc>
-          <w:tcPr>
-            <w:tcW w:type="dxa" w:w="2880"/>
-          </w:tcPr>
-          <w:p>
-            <w:r>
-              <w:t>85</w:t>
-            </w:r>
-          </w:p>
-        </w:tc>
-        <w:tc>
-          <w:tcPr>
-            <w:tcW w:type="dxa" w:w="2880"/>
-          </w:tcPr>
-          <w:p>
-            <w:r>
-              <w:t xml:space="preserve">How do you calculate the reference gain when there are multiple inputs/outputs? </w:t>
-              <w:br/>
-              <w:t>For instance, if the system is 2x2, then the DC gain will be 2x2, do you invert the matrix and multiply by the reference?</w:t>
-              <w:br/>
-              <w:br/>
-              <w:t>[Source](https://www.youtube.com/watch?v=FXSpHy8LvmY)</w:t>
-            </w:r>
-          </w:p>
-        </w:tc>
-        <w:tc>
-          <w:tcPr>
-            <w:tcW w:type="dxa" w:w="2880"/>
-          </w:tcPr>
-          <w:p>
-            <w:r>
-              <w:t>The comment directly discusses the creation of a closed loop system object, specifically mentioning the gain matrix from pole placement and the calculation of reference gain for a multi-input/multi-output system, which overlaps with the topic's description.</w:t>
-            </w:r>
-          </w:p>
-        </w:tc>
-      </w:tr>
-    </w:tbl>
+    <w:p>
+      <w:r>
+        <w:rPr>
+          <w:b/>
+        </w:rPr>
+        <w:t xml:space="preserve">Score: </w:t>
+      </w:r>
+      <w:r>
+        <w:t>100</w:t>
+      </w:r>
+    </w:p>
+    <w:p>
+      <w:r>
+        <w:rPr>
+          <w:b/>
+        </w:rPr>
+        <w:t xml:space="preserve">Comment: </w:t>
+      </w:r>
+      <w:r>
+        <w:t>100% agreed</w:t>
+      </w:r>
+    </w:p>
+    <w:p>
+      <w:r>
+        <w:rPr>
+          <w:b/>
+        </w:rPr>
+        <w:t xml:space="preserve">Reason: </w:t>
+      </w:r>
+      <w:r>
+        <w:t>The comment explicitly agrees with the topic's objective to create a closed loop system object, directly mentioning the specific step of using the gain matrix from pole placement.</w:t>
+      </w:r>
+    </w:p>
+    <w:p>
+      <w:r>
+        <w:rPr>
+          <w:b/>
+        </w:rPr>
+        <w:t xml:space="preserve">Source: </w:t>
+      </w:r>
+      <w:r>
+        <w:t>https://www.youtube.com/watch?v=FXSpHy8LvmY</w:t>
+      </w:r>
+    </w:p>
+    <w:p/>
+    <w:p>
+      <w:r>
+        <w:rPr>
+          <w:b/>
+        </w:rPr>
+        <w:t xml:space="preserve">Score: </w:t>
+      </w:r>
+      <w:r>
+        <w:t>90</w:t>
+      </w:r>
+    </w:p>
+    <w:p>
+      <w:r>
+        <w:rPr>
+          <w:b/>
+        </w:rPr>
+        <w:t xml:space="preserve">Comment: </w:t>
+      </w:r>
+      <w:r>
+        <w:t>Same</w:t>
+      </w:r>
+    </w:p>
+    <w:p>
+      <w:r>
+        <w:rPr>
+          <w:b/>
+        </w:rPr>
+        <w:t xml:space="preserve">Reason: </w:t>
+      </w:r>
+      <w:r>
+        <w:t>The comment directly references the creation of a closed loop system object, which matches the topic title. Additionally, it mentions using a gain matrix from pole placement, which is also discussed in the topic description.</w:t>
+      </w:r>
+    </w:p>
+    <w:p>
+      <w:r>
+        <w:rPr>
+          <w:b/>
+        </w:rPr>
+        <w:t xml:space="preserve">Source: </w:t>
+      </w:r>
+      <w:r>
+        <w:t>https://www.youtube.com/watch?v=FXSpHy8LvmY</w:t>
+      </w:r>
+    </w:p>
+    <w:p/>
+    <w:p>
+      <w:r>
+        <w:rPr>
+          <w:b/>
+        </w:rPr>
+        <w:t xml:space="preserve">Score: </w:t>
+      </w:r>
+      <w:r>
+        <w:t>90</w:t>
+      </w:r>
+    </w:p>
+    <w:p>
+      <w:r>
+        <w:rPr>
+          <w:b/>
+        </w:rPr>
+        <w:t xml:space="preserve">Comment: </w:t>
+      </w:r>
+      <w:r>
+        <w:t>yes</w:t>
+      </w:r>
+    </w:p>
+    <w:p>
+      <w:r>
+        <w:rPr>
+          <w:b/>
+        </w:rPr>
+        <w:t xml:space="preserve">Reason: </w:t>
+      </w:r>
+      <w:r>
+        <w:t>The comment directly addresses the creation of a closed loop system object, which is the primary topic. The mention of 'gain matrix' and 'pole placement' in the description also matches with the comment's single word 'yes', indicating a strong correlation.</w:t>
+      </w:r>
+    </w:p>
+    <w:p>
+      <w:r>
+        <w:rPr>
+          <w:b/>
+        </w:rPr>
+        <w:t xml:space="preserve">Source: </w:t>
+      </w:r>
+      <w:r>
+        <w:t>https://www.youtube.com/watch?v=FXSpHy8LvmY</w:t>
+      </w:r>
+    </w:p>
+    <w:p/>
+    <w:p>
+      <w:r>
+        <w:rPr>
+          <w:b/>
+        </w:rPr>
+        <w:t xml:space="preserve">Score: </w:t>
+      </w:r>
+      <w:r>
+        <w:t>85</w:t>
+      </w:r>
+    </w:p>
+    <w:p>
+      <w:r>
+        <w:rPr>
+          <w:b/>
+        </w:rPr>
+        <w:t xml:space="preserve">Comment: </w:t>
+      </w:r>
+      <w:r>
+        <w:t>10:15 Why use B matrix as ss closed-loop second argument?</w:t>
+      </w:r>
+    </w:p>
+    <w:p>
+      <w:r>
+        <w:rPr>
+          <w:b/>
+        </w:rPr>
+        <w:t xml:space="preserve">Reason: </w:t>
+      </w:r>
+      <w:r>
+        <w:t>The comment discusses the same topic of creating a closed loop system, specifically mentioning 'ss closed-loop' which aligns with the description. Although it doesn't directly mention gain matrix or pole placement, the focus on B matrix and its usage in the second argument of the ss function shows strong relevance to the topic.</w:t>
+      </w:r>
+    </w:p>
+    <w:p>
+      <w:r>
+        <w:rPr>
+          <w:b/>
+        </w:rPr>
+        <w:t xml:space="preserve">Source: </w:t>
+      </w:r>
+      <w:r>
+        <w:t>https://www.youtube.com/watch?v=FXSpHy8LvmY</w:t>
+      </w:r>
+    </w:p>
+    <w:p/>
+    <w:p>
+      <w:r>
+        <w:rPr>
+          <w:b/>
+        </w:rPr>
+        <w:t xml:space="preserve">Score: </w:t>
+      </w:r>
+      <w:r>
+        <w:t>85</w:t>
+      </w:r>
+    </w:p>
+    <w:p>
+      <w:r>
+        <w:rPr>
+          <w:b/>
+        </w:rPr>
+        <w:t xml:space="preserve">Comment: </w:t>
+      </w:r>
+      <w:r>
+        <w:t xml:space="preserve">How do you calculate the reference gain when there are multiple inputs/outputs? </w:t>
+        <w:br/>
+        <w:t>For instance, if the system is 2x2, then the DC gain will be 2x2, do you invert the matrix and multiply by the reference?</w:t>
+      </w:r>
+    </w:p>
+    <w:p>
+      <w:r>
+        <w:rPr>
+          <w:b/>
+        </w:rPr>
+        <w:t xml:space="preserve">Reason: </w:t>
+      </w:r>
+      <w:r>
+        <w:t>The comment directly discusses the creation of a closed loop system object, specifically mentioning the gain matrix from pole placement and the calculation of reference gain for a multi-input/multi-output system, which overlaps with the topic's description.</w:t>
+      </w:r>
+    </w:p>
+    <w:p>
+      <w:r>
+        <w:rPr>
+          <w:b/>
+        </w:rPr>
+        <w:t xml:space="preserve">Source: </w:t>
+      </w:r>
+      <w:r>
+        <w:t>https://www.youtube.com/watch?v=FXSpHy8LvmY</w:t>
+      </w:r>
+    </w:p>
     <w:p/>
     <w:p>
       <w:pPr>
@@ -2509,6 +2635,23 @@
       </w:r>
     </w:p>
     <w:p>
+      <w:r>
+        <w:rPr>
+          <w:b/>
+        </w:rPr>
+        <w:t>Correlated (true): 18 (11.9%)</w:t>
+      </w:r>
+      <w:r>
+        <w:br/>
+      </w:r>
+      <w:r>
+        <w:rPr>
+          <w:b/>
+        </w:rPr>
+        <w:t>Score &gt;= 60: 18 (11.9%)</w:t>
+      </w:r>
+    </w:p>
+    <w:p>
       <w:pPr>
         <w:pStyle w:val="Heading3"/>
       </w:pPr>
@@ -2516,228 +2659,232 @@
         <w:t>Top 5 Correlated Comments:</w:t>
       </w:r>
     </w:p>
-    <w:tbl>
-      <w:tblPr>
-        <w:tblStyle w:val="TableGrid"/>
-        <w:tblW w:type="auto" w:w="0"/>
-        <w:tblLayout w:type="autofit"/>
-        <w:tblLook w:firstColumn="1" w:firstRow="1" w:lastColumn="0" w:lastRow="0" w:noHBand="0" w:noVBand="1" w:val="04A0"/>
-      </w:tblPr>
-      <w:tblGrid>
-        <w:gridCol w:w="2880"/>
-        <w:gridCol w:w="2880"/>
-        <w:gridCol w:w="2880"/>
-      </w:tblGrid>
-      <w:tr>
-        <w:tc>
-          <w:tcPr>
-            <w:tcW w:type="dxa" w:w="2880"/>
-          </w:tcPr>
-          <w:p>
-            <w:r>
-              <w:t>Score</w:t>
-            </w:r>
-          </w:p>
-        </w:tc>
-        <w:tc>
-          <w:tcPr>
-            <w:tcW w:type="dxa" w:w="2880"/>
-          </w:tcPr>
-          <w:p>
-            <w:r>
-              <w:t>Comment</w:t>
-            </w:r>
-          </w:p>
-        </w:tc>
-        <w:tc>
-          <w:tcPr>
-            <w:tcW w:type="dxa" w:w="2880"/>
-          </w:tcPr>
-          <w:p>
-            <w:r>
-              <w:t>Reason</w:t>
-            </w:r>
-          </w:p>
-        </w:tc>
-      </w:tr>
-      <w:tr>
-        <w:tc>
-          <w:tcPr>
-            <w:tcW w:type="dxa" w:w="2880"/>
-          </w:tcPr>
-          <w:p>
-            <w:r>
-              <w:t>90</w:t>
-            </w:r>
-          </w:p>
-        </w:tc>
-        <w:tc>
-          <w:tcPr>
-            <w:tcW w:type="dxa" w:w="2880"/>
-          </w:tcPr>
-          <w:p>
-            <w:r>
-              <w:t>Hello, X’=AX+BU, let V=AX+BU then U=inv(B)(V-AX) =&gt; X’=V and Could we  choose V=-KX and U=-inv(B)(K+A)X?</w:t>
-              <w:br/>
-              <w:br/>
-              <w:t>[Source](https://www.youtube.com/watch?v=FXSpHy8LvmY)</w:t>
-            </w:r>
-          </w:p>
-        </w:tc>
-        <w:tc>
-          <w:tcPr>
-            <w:tcW w:type="dxa" w:w="2880"/>
-          </w:tcPr>
-          <w:p>
-            <w:r>
-              <w:t>The comment mentions eigenvalues (V=-KX), which directly relates to the topic's description of placing eigenvalues. The notation X' = AX + BU also shows familiarity with the system described in the topic.</w:t>
-            </w:r>
-          </w:p>
-        </w:tc>
-      </w:tr>
-      <w:tr>
-        <w:tc>
-          <w:tcPr>
-            <w:tcW w:type="dxa" w:w="2880"/>
-          </w:tcPr>
-          <w:p>
-            <w:r>
-              <w:t>90</w:t>
-            </w:r>
-          </w:p>
-        </w:tc>
-        <w:tc>
-          <w:tcPr>
-            <w:tcW w:type="dxa" w:w="2880"/>
-          </w:tcPr>
-          <w:p>
-            <w:r>
-              <w:t>Same</w:t>
-              <w:br/>
-              <w:br/>
-              <w:t>[Source](https://www.youtube.com/watch?v=FXSpHy8LvmY)</w:t>
-            </w:r>
-          </w:p>
-        </w:tc>
-        <w:tc>
-          <w:tcPr>
-            <w:tcW w:type="dxa" w:w="2880"/>
-          </w:tcPr>
-          <w:p>
-            <w:r>
-              <w:t>The comment directly discusses the same topic of placing eigenvalues in a system, specifically mentioning the same concept of keeping dominant poles closer to the imaginary axis mentioned in the description.</w:t>
-            </w:r>
-          </w:p>
-        </w:tc>
-      </w:tr>
-      <w:tr>
-        <w:tc>
-          <w:tcPr>
-            <w:tcW w:type="dxa" w:w="2880"/>
-          </w:tcPr>
-          <w:p>
-            <w:r>
-              <w:t>85</w:t>
-            </w:r>
-          </w:p>
-        </w:tc>
-        <w:tc>
-          <w:tcPr>
-            <w:tcW w:type="dxa" w:w="2880"/>
-          </w:tcPr>
-          <w:p>
-            <w:r>
-              <w:t xml:space="preserve"> @GOAFPilotChannel  Hi! I'm sorry that I've confused you. Rewatching it now I'm realizing that it wasn't as clear as I thought it was when I made it. If I understand your question correctly, at 4:13 I was saying that the result of E'*A*E is a diagonal matrix where the eigenvalues are along the diagonal. Eigenvalues are complex numbers (they have a real and an imaginary part). In the example I used, the two eigenvalues only had a real component but they could have also had an imaginary component too if I chose a different A matrix.  For example, try it with A = [-1 -1; 1 0].  The solution to the differential equation z dot = lambda * z is the equation I wrote in the video, z = C*exp(lambda*t). At 5:37, I'm just showing what the general shape of the curve would look like for different lambdas.  If the complex variable lambda only has a real component (like my example had) then the solution is purely only an exponential response. If it only has an imaginary component then the solution has a cyclical sinusoid response. And if lambda has both a real and imaginary component then the solution has both an exponential and sinusoidal response. Did that help?</w:t>
-              <w:br/>
-              <w:br/>
-              <w:t>[Source](https://www.youtube.com/watch?v=FXSpHy8LvmY)</w:t>
-            </w:r>
-          </w:p>
-        </w:tc>
-        <w:tc>
-          <w:tcPr>
-            <w:tcW w:type="dxa" w:w="2880"/>
-          </w:tcPr>
-          <w:p>
-            <w:r>
-              <w:t>The comment directly discusses the placement of eigenvalues in a system, mentioning specific examples and properties (real/imaginary components) that match the topic's description.</w:t>
-            </w:r>
-          </w:p>
-        </w:tc>
-      </w:tr>
-      <w:tr>
-        <w:tc>
-          <w:tcPr>
-            <w:tcW w:type="dxa" w:w="2880"/>
-          </w:tcPr>
-          <w:p>
-            <w:r>
-              <w:t>85</w:t>
-            </w:r>
-          </w:p>
-        </w:tc>
-        <w:tc>
-          <w:tcPr>
-            <w:tcW w:type="dxa" w:w="2880"/>
-          </w:tcPr>
-          <w:p>
-            <w:r>
-              <w:t>You can use root-locus design method techniques to find the locations that meet your requirements.</w:t>
-              <w:br/>
-              <w:t>Usually when working in a project you have some requirements regarding damping (or overshoot), bandwidth, loop gain and actuator effort (or something related to actuator effort, like battery life of total system).</w:t>
-              <w:br/>
-              <w:br/>
-              <w:t>[Source](https://www.youtube.com/watch?v=FXSpHy8LvmY)</w:t>
-            </w:r>
-          </w:p>
-        </w:tc>
-        <w:tc>
-          <w:tcPr>
-            <w:tcW w:type="dxa" w:w="2880"/>
-          </w:tcPr>
-          <w:p>
-            <w:r>
-              <w:t>The comment discusses techniques for finding eigenvalue locations (root-locus design method) and mentions specific requirements related to damping, bandwidth, loop gain, and actuator effort, which overlap with the topic's focus on placing eigenvalues in a system.</w:t>
-            </w:r>
-          </w:p>
-        </w:tc>
-      </w:tr>
-      <w:tr>
-        <w:tc>
-          <w:tcPr>
-            <w:tcW w:type="dxa" w:w="2880"/>
-          </w:tcPr>
-          <w:p>
-            <w:r>
-              <w:t>85</w:t>
-            </w:r>
-          </w:p>
-        </w:tc>
-        <w:tc>
-          <w:tcPr>
-            <w:tcW w:type="dxa" w:w="2880"/>
-          </w:tcPr>
-          <w:p>
-            <w:r>
-              <w:t xml:space="preserve"> @BrianBDouglas Maybe you meant a special case. For example if the input r is constant (a step input) , then its derivative will be zero. So we'll end up with r.Kp which makes it similar to the state feedback equation with Kr=Kp and the rest are the same.</w:t>
-              <w:br/>
-              <w:br/>
-              <w:t>[Source](https://www.youtube.com/watch?v=FXSpHy8LvmY)</w:t>
-            </w:r>
-          </w:p>
-        </w:tc>
-        <w:tc>
-          <w:tcPr>
-            <w:tcW w:type="dxa" w:w="2880"/>
-          </w:tcPr>
-          <w:p>
-            <w:r>
-              <w:t>The comment directly discusses the placement of eigenvalues, specifically in relation to a system's poles and the imaginary axis. The mention of state feedback equation and Kr=Kp also shows a strong connection to the topic of placing eigenvalues.</w:t>
-            </w:r>
-          </w:p>
-        </w:tc>
-      </w:tr>
-    </w:tbl>
+    <w:p>
+      <w:r>
+        <w:rPr>
+          <w:b/>
+        </w:rPr>
+        <w:t xml:space="preserve">Score: </w:t>
+      </w:r>
+      <w:r>
+        <w:t>90</w:t>
+      </w:r>
+    </w:p>
+    <w:p>
+      <w:r>
+        <w:rPr>
+          <w:b/>
+        </w:rPr>
+        <w:t xml:space="preserve">Comment: </w:t>
+      </w:r>
+      <w:r>
+        <w:t>Hello, X’=AX+BU, let V=AX+BU then U=inv(B)(V-AX) =&gt; X’=V and Could we  choose V=-KX and U=-inv(B)(K+A)X?</w:t>
+      </w:r>
+    </w:p>
+    <w:p>
+      <w:r>
+        <w:rPr>
+          <w:b/>
+        </w:rPr>
+        <w:t xml:space="preserve">Reason: </w:t>
+      </w:r>
+      <w:r>
+        <w:t>The comment mentions eigenvalues (V=-KX), which directly relates to the topic's description of placing eigenvalues. The notation X' = AX + BU also shows familiarity with the system described in the topic.</w:t>
+      </w:r>
+    </w:p>
+    <w:p>
+      <w:r>
+        <w:rPr>
+          <w:b/>
+        </w:rPr>
+        <w:t xml:space="preserve">Source: </w:t>
+      </w:r>
+      <w:r>
+        <w:t>https://www.youtube.com/watch?v=FXSpHy8LvmY</w:t>
+      </w:r>
+    </w:p>
+    <w:p/>
+    <w:p>
+      <w:r>
+        <w:rPr>
+          <w:b/>
+        </w:rPr>
+        <w:t xml:space="preserve">Score: </w:t>
+      </w:r>
+      <w:r>
+        <w:t>90</w:t>
+      </w:r>
+    </w:p>
+    <w:p>
+      <w:r>
+        <w:rPr>
+          <w:b/>
+        </w:rPr>
+        <w:t xml:space="preserve">Comment: </w:t>
+      </w:r>
+      <w:r>
+        <w:t>Same</w:t>
+      </w:r>
+    </w:p>
+    <w:p>
+      <w:r>
+        <w:rPr>
+          <w:b/>
+        </w:rPr>
+        <w:t xml:space="preserve">Reason: </w:t>
+      </w:r>
+      <w:r>
+        <w:t>The comment directly discusses the same topic of placing eigenvalues in a system, specifically mentioning the same concept of keeping dominant poles closer to the imaginary axis mentioned in the description.</w:t>
+      </w:r>
+    </w:p>
+    <w:p>
+      <w:r>
+        <w:rPr>
+          <w:b/>
+        </w:rPr>
+        <w:t xml:space="preserve">Source: </w:t>
+      </w:r>
+      <w:r>
+        <w:t>https://www.youtube.com/watch?v=FXSpHy8LvmY</w:t>
+      </w:r>
+    </w:p>
+    <w:p/>
+    <w:p>
+      <w:r>
+        <w:rPr>
+          <w:b/>
+        </w:rPr>
+        <w:t xml:space="preserve">Score: </w:t>
+      </w:r>
+      <w:r>
+        <w:t>85</w:t>
+      </w:r>
+    </w:p>
+    <w:p>
+      <w:r>
+        <w:rPr>
+          <w:b/>
+        </w:rPr>
+        <w:t xml:space="preserve">Comment: </w:t>
+      </w:r>
+      <w:r>
+        <w:t>@GOAFPilotChannel  Hi! I'm sorry that I've confused you. Rewatching it now I'm realizing that it wasn't as clear as I thought it was when I made it. If I understand your question correctly, at 4:13 I was saying that the result of E'*A*E is a diagonal matrix where the eigenvalues are along the diagonal. Eigenvalues are complex numbers (they have a real and an imaginary part). In the example I used, the two eigenvalues only had a real component but they could have also had an imaginary component too if I chose a different A matrix.  For example, try it with A = [-1 -1; 1 0].  The solution to the differential equation z dot = lambda * z is the equation I wrote in the video, z = C*exp(lambda*t). At 5:37, I'm just showing what the general shape of the curve would look like for different lambdas.  If the complex variable lambda only has a real component (like my example had) then the solution is purely only an exponential response. If it only has an imaginary component then the solution has a cyclical sinusoid response. And if lambda has both a real and imaginary component then the solution has both an exponential and sinusoidal response. Did that help?</w:t>
+      </w:r>
+    </w:p>
+    <w:p>
+      <w:r>
+        <w:rPr>
+          <w:b/>
+        </w:rPr>
+        <w:t xml:space="preserve">Reason: </w:t>
+      </w:r>
+      <w:r>
+        <w:t>The comment directly discusses the placement of eigenvalues in a system, mentioning specific examples and properties (real/imaginary components) that match the topic's description.</w:t>
+      </w:r>
+    </w:p>
+    <w:p>
+      <w:r>
+        <w:rPr>
+          <w:b/>
+        </w:rPr>
+        <w:t xml:space="preserve">Source: </w:t>
+      </w:r>
+      <w:r>
+        <w:t>https://www.youtube.com/watch?v=FXSpHy8LvmY</w:t>
+      </w:r>
+    </w:p>
+    <w:p/>
+    <w:p>
+      <w:r>
+        <w:rPr>
+          <w:b/>
+        </w:rPr>
+        <w:t xml:space="preserve">Score: </w:t>
+      </w:r>
+      <w:r>
+        <w:t>85</w:t>
+      </w:r>
+    </w:p>
+    <w:p>
+      <w:r>
+        <w:rPr>
+          <w:b/>
+        </w:rPr>
+        <w:t xml:space="preserve">Comment: </w:t>
+      </w:r>
+      <w:r>
+        <w:t>You can use root-locus design method techniques to find the locations that meet your requirements.</w:t>
+        <w:br/>
+        <w:t>Usually when working in a project you have some requirements regarding damping (or overshoot), bandwidth, loop gain and actuator effort (or something related to actuator effort, like battery life of total system).</w:t>
+      </w:r>
+    </w:p>
+    <w:p>
+      <w:r>
+        <w:rPr>
+          <w:b/>
+        </w:rPr>
+        <w:t xml:space="preserve">Reason: </w:t>
+      </w:r>
+      <w:r>
+        <w:t>The comment discusses techniques for finding eigenvalue locations (root-locus design method) and mentions specific requirements related to damping, bandwidth, loop gain, and actuator effort, which overlap with the topic's focus on placing eigenvalues in a system.</w:t>
+      </w:r>
+    </w:p>
+    <w:p>
+      <w:r>
+        <w:rPr>
+          <w:b/>
+        </w:rPr>
+        <w:t xml:space="preserve">Source: </w:t>
+      </w:r>
+      <w:r>
+        <w:t>https://www.youtube.com/watch?v=FXSpHy8LvmY</w:t>
+      </w:r>
+    </w:p>
+    <w:p/>
+    <w:p>
+      <w:r>
+        <w:rPr>
+          <w:b/>
+        </w:rPr>
+        <w:t xml:space="preserve">Score: </w:t>
+      </w:r>
+      <w:r>
+        <w:t>85</w:t>
+      </w:r>
+    </w:p>
+    <w:p>
+      <w:r>
+        <w:rPr>
+          <w:b/>
+        </w:rPr>
+        <w:t xml:space="preserve">Comment: </w:t>
+      </w:r>
+      <w:r>
+        <w:t>@BrianBDouglas Maybe you meant a special case. For example if the input r is constant (a step input) , then its derivative will be zero. So we'll end up with r.Kp which makes it similar to the state feedback equation with Kr=Kp and the rest are the same.</w:t>
+      </w:r>
+    </w:p>
+    <w:p>
+      <w:r>
+        <w:rPr>
+          <w:b/>
+        </w:rPr>
+        <w:t xml:space="preserve">Reason: </w:t>
+      </w:r>
+      <w:r>
+        <w:t>The comment directly discusses the placement of eigenvalues, specifically in relation to a system's poles and the imaginary axis. The mention of state feedback equation and Kr=Kp also shows a strong connection to the topic of placing eigenvalues.</w:t>
+      </w:r>
+    </w:p>
+    <w:p>
+      <w:r>
+        <w:rPr>
+          <w:b/>
+        </w:rPr>
+        <w:t xml:space="preserve">Source: </w:t>
+      </w:r>
+      <w:r>
+        <w:t>https://www.youtube.com/watch?v=FXSpHy8LvmY</w:t>
+      </w:r>
+    </w:p>
     <w:p/>
     <w:p>
       <w:pPr>
@@ -2893,6 +3040,23 @@
       </w:r>
     </w:p>
     <w:p>
+      <w:r>
+        <w:rPr>
+          <w:b/>
+        </w:rPr>
+        <w:t>Correlated (true): 31 (20.5%)</w:t>
+      </w:r>
+      <w:r>
+        <w:br/>
+      </w:r>
+      <w:r>
+        <w:rPr>
+          <w:b/>
+        </w:rPr>
+        <w:t>Score &gt;= 60: 31 (20.5%)</w:t>
+      </w:r>
+    </w:p>
+    <w:p>
       <w:pPr>
         <w:pStyle w:val="Heading3"/>
       </w:pPr>
@@ -2900,257 +3064,261 @@
         <w:t>Top 5 Correlated Comments:</w:t>
       </w:r>
     </w:p>
-    <w:tbl>
-      <w:tblPr>
-        <w:tblStyle w:val="TableGrid"/>
-        <w:tblW w:type="auto" w:w="0"/>
-        <w:tblLayout w:type="autofit"/>
-        <w:tblLook w:firstColumn="1" w:firstRow="1" w:lastColumn="0" w:lastRow="0" w:noHBand="0" w:noVBand="1" w:val="04A0"/>
-      </w:tblPr>
-      <w:tblGrid>
-        <w:gridCol w:w="2880"/>
-        <w:gridCol w:w="2880"/>
-        <w:gridCol w:w="2880"/>
-      </w:tblGrid>
-      <w:tr>
-        <w:tc>
-          <w:tcPr>
-            <w:tcW w:type="dxa" w:w="2880"/>
-          </w:tcPr>
-          <w:p>
-            <w:r>
-              <w:t>Score</w:t>
-            </w:r>
-          </w:p>
-        </w:tc>
-        <w:tc>
-          <w:tcPr>
-            <w:tcW w:type="dxa" w:w="2880"/>
-          </w:tcPr>
-          <w:p>
-            <w:r>
-              <w:t>Comment</w:t>
-            </w:r>
-          </w:p>
-        </w:tc>
-        <w:tc>
-          <w:tcPr>
-            <w:tcW w:type="dxa" w:w="2880"/>
-          </w:tcPr>
-          <w:p>
-            <w:r>
-              <w:t>Reason</w:t>
-            </w:r>
-          </w:p>
-        </w:tc>
-      </w:tr>
-      <w:tr>
-        <w:tc>
-          <w:tcPr>
-            <w:tcW w:type="dxa" w:w="2880"/>
-          </w:tcPr>
-          <w:p>
-            <w:r>
-              <w:t>100</w:t>
-            </w:r>
-          </w:p>
-        </w:tc>
-        <w:tc>
-          <w:tcPr>
-            <w:tcW w:type="dxa" w:w="2880"/>
-          </w:tcPr>
-          <w:p>
-            <w:r>
-              <w:t>100% agreed</w:t>
-              <w:br/>
-              <w:br/>
-              <w:t>[Source](https://www.youtube.com/watch?v=FXSpHy8LvmY)</w:t>
-            </w:r>
-          </w:p>
-        </w:tc>
-        <w:tc>
-          <w:tcPr>
-            <w:tcW w:type="dxa" w:w="2880"/>
-          </w:tcPr>
-          <w:p>
-            <w:r>
-              <w:t>The comment directly agrees with the topic title and description, mentioning 'agree' which shows a strong connection to the topic of pole placement in MATLAB for controller design.</w:t>
-            </w:r>
-          </w:p>
-        </w:tc>
-      </w:tr>
-      <w:tr>
-        <w:tc>
-          <w:tcPr>
-            <w:tcW w:type="dxa" w:w="2880"/>
-          </w:tcPr>
-          <w:p>
-            <w:r>
-              <w:t>90</w:t>
-            </w:r>
-          </w:p>
-        </w:tc>
-        <w:tc>
-          <w:tcPr>
-            <w:tcW w:type="dxa" w:w="2880"/>
-          </w:tcPr>
-          <w:p>
-            <w:r>
-              <w:t>Hi Brian,</w:t>
-              <w:br/>
-              <w:br/>
-              <w:t>I'm having a hard time understanding one specific aspect of this explanation. When we use pole-placement in classical control, the poles of a closed-loop system will determine the complex exponentials that make up the time-response of the system. And the time-response of the system is how the output, y, behaves over time. So we are effectively moving the poles to get our system output, y, to behave as desired (in response to our single input).</w:t>
-              <w:br/>
-              <w:br/>
-              <w:br/>
-              <w:br/>
-              <w:br/>
-              <w:br/>
-              <w:t>However, it seems like pole placement in state-space is different. It seems like the poles of the closed loop system will determine the complex exponentials that make up the time-response of the state variables. In fact, it seems like we are determining the complex exponentials that make of the time response of the state variables in z-space (not x-space). But I'm confused as to why we care about the time response of the state variables. After all, we are trying to control outputs of the system, our vector y. Shouldn't we be picking values in matrix K to control the time responses of the outputs?</w:t>
-              <w:br/>
-              <w:br/>
-              <w:br/>
-              <w:br/>
-              <w:br/>
-              <w:br/>
-              <w:t>Furthermore, if we have N state variables, it seems like pole placement will lead us to N time-domain equations that will reveal how our state-z-variables behave over time. But this is in response to what? Input 1, or 2, etc? Or both? Or just initial conditions? If there are P inputs, don't we want P*N equations to describe the time behavior of the z-state variables?</w:t>
-              <w:br/>
-              <w:br/>
-              <w:br/>
-              <w:br/>
-              <w:br/>
-              <w:br/>
-              <w:t>So kind of combining my two points of confusion from the previous two paragraphs: if there is a system with P inputs, N state variables, and R outputs, don't we want to be selecting our K matrix to shape the P*R system-output-time-responses as desired?</w:t>
-              <w:br/>
-              <w:br/>
-              <w:br/>
-              <w:br/>
-              <w:br/>
-              <w:br/>
-              <w:t>Thanks for the help</w:t>
-              <w:br/>
-              <w:br/>
-              <w:t>[Source](https://www.youtube.com/watch?v=FXSpHy8LvmY)</w:t>
-            </w:r>
-          </w:p>
-        </w:tc>
-        <w:tc>
-          <w:tcPr>
-            <w:tcW w:type="dxa" w:w="2880"/>
-          </w:tcPr>
-          <w:p>
-            <w:r>
-              <w:t>The comment directly discusses pole placement in MATLAB, specifically mentioning the poles of a closed-loop system, complex exponentials, and time-response of state variables, which strongly overlaps with the topic's description.</w:t>
-            </w:r>
-          </w:p>
-        </w:tc>
-      </w:tr>
-      <w:tr>
-        <w:tc>
-          <w:tcPr>
-            <w:tcW w:type="dxa" w:w="2880"/>
-          </w:tcPr>
-          <w:p>
-            <w:r>
-              <w:t>90</w:t>
-            </w:r>
-          </w:p>
-        </w:tc>
-        <w:tc>
-          <w:tcPr>
-            <w:tcW w:type="dxa" w:w="2880"/>
-          </w:tcPr>
-          <w:p>
-            <w:r>
-              <w:t>The video just describes pole placement in general. I believe the Bass-Gura method is a way to compute the state feedback controller gains from the coefficients of the desired closed-loop characteristic polynomial. So, it's essentially the same thing, I think, just instead of selecting the pole locations like I do in the video, you select a characteristic equation that has the desired pole locations already. Then the gains for the controller are found directly from the coefficients of that equation.</w:t>
-              <w:br/>
-              <w:br/>
-              <w:t>[Source](https://www.youtube.com/watch?v=FXSpHy8LvmY)</w:t>
-            </w:r>
-          </w:p>
-        </w:tc>
-        <w:tc>
-          <w:tcPr>
-            <w:tcW w:type="dxa" w:w="2880"/>
-          </w:tcPr>
-          <w:p>
-            <w:r>
-              <w:t>The comment discusses pole placement in general, which matches the topic's focus on using the place command to design a controller. The Bass-Gura method is also related, as it computes state feedback controller gains from desired closed-loop characteristic polynomial coefficients, similar to the pole placement approach described in the topic.</w:t>
-            </w:r>
-          </w:p>
-        </w:tc>
-      </w:tr>
-      <w:tr>
-        <w:tc>
-          <w:tcPr>
-            <w:tcW w:type="dxa" w:w="2880"/>
-          </w:tcPr>
-          <w:p>
-            <w:r>
-              <w:t>90</w:t>
-            </w:r>
-          </w:p>
-        </w:tc>
-        <w:tc>
-          <w:tcPr>
-            <w:tcW w:type="dxa" w:w="2880"/>
-          </w:tcPr>
-          <w:p>
-            <w:r>
-              <w:t>Same</w:t>
-              <w:br/>
-              <w:br/>
-              <w:t>[Source](https://www.youtube.com/watch?v=FXSpHy8LvmY)</w:t>
-            </w:r>
-          </w:p>
-        </w:tc>
-        <w:tc>
-          <w:tcPr>
-            <w:tcW w:type="dxa" w:w="2880"/>
-          </w:tcPr>
-          <w:p>
-            <w:r>
-              <w:t>The comment 'Same' directly matches the topic title and description, which mentions designing a controller using MATLAB's place command to stabilize an unstable system. The high correlation score is due to the exact overlap in terminology and objective.</w:t>
-            </w:r>
-          </w:p>
-        </w:tc>
-      </w:tr>
-      <w:tr>
-        <w:tc>
-          <w:tcPr>
-            <w:tcW w:type="dxa" w:w="2880"/>
-          </w:tcPr>
-          <w:p>
-            <w:r>
-              <w:t>85</w:t>
-            </w:r>
-          </w:p>
-        </w:tc>
-        <w:tc>
-          <w:tcPr>
-            <w:tcW w:type="dxa" w:w="2880"/>
-          </w:tcPr>
-          <w:p>
-            <w:r>
-              <w:t xml:space="preserve"> @BrianBDouglas  why isn't B multiplied by Kr as well when calculating the modified A matrix? i.e. Acl = A - B*Kr*K? Asking because B is multiplied by Kr later.</w:t>
-              <w:br/>
-              <w:br/>
-              <w:t>[Source](https://www.youtube.com/watch?v=FXSpHy8LvmY)</w:t>
-            </w:r>
-          </w:p>
-        </w:tc>
-        <w:tc>
-          <w:tcPr>
-            <w:tcW w:type="dxa" w:w="2880"/>
-          </w:tcPr>
-          <w:p>
-            <w:r>
-              <w:t>The comment directly references the 'place command' and 'design a controller', which are specific steps described in the topic. Additionally, it mentions 'modified A matrix' and 'B' being multiplied by 'Kr', which are objects/settings discussed in the topic. The only reason it's not 100% correlated is that the comment doesn't explicitly mention 'MATLAB', but the context makes it clear.</w:t>
-            </w:r>
-          </w:p>
-        </w:tc>
-      </w:tr>
-    </w:tbl>
+    <w:p>
+      <w:r>
+        <w:rPr>
+          <w:b/>
+        </w:rPr>
+        <w:t xml:space="preserve">Score: </w:t>
+      </w:r>
+      <w:r>
+        <w:t>100</w:t>
+      </w:r>
+    </w:p>
+    <w:p>
+      <w:r>
+        <w:rPr>
+          <w:b/>
+        </w:rPr>
+        <w:t xml:space="preserve">Comment: </w:t>
+      </w:r>
+      <w:r>
+        <w:t>100% agreed</w:t>
+      </w:r>
+    </w:p>
+    <w:p>
+      <w:r>
+        <w:rPr>
+          <w:b/>
+        </w:rPr>
+        <w:t xml:space="preserve">Reason: </w:t>
+      </w:r>
+      <w:r>
+        <w:t>The comment directly agrees with the topic title and description, mentioning 'agree' which shows a strong connection to the topic of pole placement in MATLAB for controller design.</w:t>
+      </w:r>
+    </w:p>
+    <w:p>
+      <w:r>
+        <w:rPr>
+          <w:b/>
+        </w:rPr>
+        <w:t xml:space="preserve">Source: </w:t>
+      </w:r>
+      <w:r>
+        <w:t>https://www.youtube.com/watch?v=FXSpHy8LvmY</w:t>
+      </w:r>
+    </w:p>
+    <w:p/>
+    <w:p>
+      <w:r>
+        <w:rPr>
+          <w:b/>
+        </w:rPr>
+        <w:t xml:space="preserve">Score: </w:t>
+      </w:r>
+      <w:r>
+        <w:t>90</w:t>
+      </w:r>
+    </w:p>
+    <w:p>
+      <w:r>
+        <w:rPr>
+          <w:b/>
+        </w:rPr>
+        <w:t xml:space="preserve">Comment: </w:t>
+      </w:r>
+      <w:r>
+        <w:t>Hi Brian,</w:t>
+        <w:br/>
+        <w:br/>
+        <w:t>I'm having a hard time understanding one specific aspect of this explanation. When we use pole-placement in classical control, the poles of a closed-loop system will determine the complex exponentials that make up the time-response of the system. And the time-response of the system is how the output, y, behaves over time. So we are effectively moving the poles to get our system output, y, to behave as desired (in response to our single input).</w:t>
+        <w:br/>
+        <w:br/>
+        <w:br/>
+        <w:br/>
+        <w:br/>
+        <w:br/>
+        <w:t>However, it seems like pole placement in state-space is different. It seems like the poles of the closed loop system will determine the complex exponentials that make up the time-response of the state variables. In fact, it seems like we are determining the complex exponentials that make of the time response of the state variables in z-space (not x-space). But I'm confused as to why we care about the time response of the state variables. After all, we are trying to control outputs of the system, our vector y. Shouldn't we be picking values in matrix K to control the time responses of the outputs?</w:t>
+        <w:br/>
+        <w:br/>
+        <w:br/>
+        <w:br/>
+        <w:br/>
+        <w:br/>
+        <w:t>Furthermore, if we have N state variables, it seems like pole placement will lead us to N time-domain equations that will reveal how our state-z-variables behave over time. But this is in response to what? Input 1, or 2, etc? Or both? Or just initial conditions? If there are P inputs, don't we want P*N equations to describe the time behavior of the z-state variables?</w:t>
+        <w:br/>
+        <w:br/>
+        <w:br/>
+        <w:br/>
+        <w:br/>
+        <w:br/>
+        <w:t>So kind of combining my two points of confusion from the previous two paragraphs: if there is a system with P inputs, N state variables, and R outputs, don't we want to be selecting our K matrix to shape the P*R system-output-time-responses as desired?</w:t>
+        <w:br/>
+        <w:br/>
+        <w:br/>
+        <w:br/>
+        <w:br/>
+        <w:br/>
+        <w:t>Thanks for the help</w:t>
+      </w:r>
+    </w:p>
+    <w:p>
+      <w:r>
+        <w:rPr>
+          <w:b/>
+        </w:rPr>
+        <w:t xml:space="preserve">Reason: </w:t>
+      </w:r>
+      <w:r>
+        <w:t>The comment directly discusses pole placement in MATLAB, specifically mentioning the poles of a closed-loop system, complex exponentials, and time-response of state variables, which strongly overlaps with the topic's description.</w:t>
+      </w:r>
+    </w:p>
+    <w:p>
+      <w:r>
+        <w:rPr>
+          <w:b/>
+        </w:rPr>
+        <w:t xml:space="preserve">Source: </w:t>
+      </w:r>
+      <w:r>
+        <w:t>https://www.youtube.com/watch?v=FXSpHy8LvmY</w:t>
+      </w:r>
+    </w:p>
+    <w:p/>
+    <w:p>
+      <w:r>
+        <w:rPr>
+          <w:b/>
+        </w:rPr>
+        <w:t xml:space="preserve">Score: </w:t>
+      </w:r>
+      <w:r>
+        <w:t>90</w:t>
+      </w:r>
+    </w:p>
+    <w:p>
+      <w:r>
+        <w:rPr>
+          <w:b/>
+        </w:rPr>
+        <w:t xml:space="preserve">Comment: </w:t>
+      </w:r>
+      <w:r>
+        <w:t>The video just describes pole placement in general. I believe the Bass-Gura method is a way to compute the state feedback controller gains from the coefficients of the desired closed-loop characteristic polynomial. So, it's essentially the same thing, I think, just instead of selecting the pole locations like I do in the video, you select a characteristic equation that has the desired pole locations already. Then the gains for the controller are found directly from the coefficients of that equation.</w:t>
+      </w:r>
+    </w:p>
+    <w:p>
+      <w:r>
+        <w:rPr>
+          <w:b/>
+        </w:rPr>
+        <w:t xml:space="preserve">Reason: </w:t>
+      </w:r>
+      <w:r>
+        <w:t>The comment discusses pole placement in general, which matches the topic's focus on using the place command to design a controller. The Bass-Gura method is also related, as it computes state feedback controller gains from desired closed-loop characteristic polynomial coefficients, similar to the pole placement approach described in the topic.</w:t>
+      </w:r>
+    </w:p>
+    <w:p>
+      <w:r>
+        <w:rPr>
+          <w:b/>
+        </w:rPr>
+        <w:t xml:space="preserve">Source: </w:t>
+      </w:r>
+      <w:r>
+        <w:t>https://www.youtube.com/watch?v=FXSpHy8LvmY</w:t>
+      </w:r>
+    </w:p>
+    <w:p/>
+    <w:p>
+      <w:r>
+        <w:rPr>
+          <w:b/>
+        </w:rPr>
+        <w:t xml:space="preserve">Score: </w:t>
+      </w:r>
+      <w:r>
+        <w:t>90</w:t>
+      </w:r>
+    </w:p>
+    <w:p>
+      <w:r>
+        <w:rPr>
+          <w:b/>
+        </w:rPr>
+        <w:t xml:space="preserve">Comment: </w:t>
+      </w:r>
+      <w:r>
+        <w:t>Same</w:t>
+      </w:r>
+    </w:p>
+    <w:p>
+      <w:r>
+        <w:rPr>
+          <w:b/>
+        </w:rPr>
+        <w:t xml:space="preserve">Reason: </w:t>
+      </w:r>
+      <w:r>
+        <w:t>The comment 'Same' directly matches the topic title and description, which mentions designing a controller using MATLAB's place command to stabilize an unstable system. The high correlation score is due to the exact overlap in terminology and objective.</w:t>
+      </w:r>
+    </w:p>
+    <w:p>
+      <w:r>
+        <w:rPr>
+          <w:b/>
+        </w:rPr>
+        <w:t xml:space="preserve">Source: </w:t>
+      </w:r>
+      <w:r>
+        <w:t>https://www.youtube.com/watch?v=FXSpHy8LvmY</w:t>
+      </w:r>
+    </w:p>
+    <w:p/>
+    <w:p>
+      <w:r>
+        <w:rPr>
+          <w:b/>
+        </w:rPr>
+        <w:t xml:space="preserve">Score: </w:t>
+      </w:r>
+      <w:r>
+        <w:t>85</w:t>
+      </w:r>
+    </w:p>
+    <w:p>
+      <w:r>
+        <w:rPr>
+          <w:b/>
+        </w:rPr>
+        <w:t xml:space="preserve">Comment: </w:t>
+      </w:r>
+      <w:r>
+        <w:t>@BrianBDouglas  why isn't B multiplied by Kr as well when calculating the modified A matrix? i.e. Acl = A - B*Kr*K? Asking because B is multiplied by Kr later.</w:t>
+      </w:r>
+    </w:p>
+    <w:p>
+      <w:r>
+        <w:rPr>
+          <w:b/>
+        </w:rPr>
+        <w:t xml:space="preserve">Reason: </w:t>
+      </w:r>
+      <w:r>
+        <w:t>The comment directly references the 'place command' and 'design a controller', which are specific steps described in the topic. Additionally, it mentions 'modified A matrix' and 'B' being multiplied by 'Kr', which are objects/settings discussed in the topic. The only reason it's not 100% correlated is that the comment doesn't explicitly mention 'MATLAB', but the context makes it clear.</w:t>
+      </w:r>
+    </w:p>
+    <w:p>
+      <w:r>
+        <w:rPr>
+          <w:b/>
+        </w:rPr>
+        <w:t xml:space="preserve">Source: </w:t>
+      </w:r>
+      <w:r>
+        <w:t>https://www.youtube.com/watch?v=FXSpHy8LvmY</w:t>
+      </w:r>
+    </w:p>
     <w:p/>
     <w:p>
       <w:pPr>
@@ -3306,6 +3474,23 @@
       </w:r>
     </w:p>
     <w:p>
+      <w:r>
+        <w:rPr>
+          <w:b/>
+        </w:rPr>
+        <w:t>Correlated (true): 8 (5.3%)</w:t>
+      </w:r>
+      <w:r>
+        <w:br/>
+      </w:r>
+      <w:r>
+        <w:rPr>
+          <w:b/>
+        </w:rPr>
+        <w:t>Score &gt;= 60: 8 (5.3%)</w:t>
+      </w:r>
+    </w:p>
+    <w:p>
       <w:pPr>
         <w:pStyle w:val="Heading3"/>
       </w:pPr>
@@ -3313,257 +3498,261 @@
         <w:t>Top 5 Correlated Comments:</w:t>
       </w:r>
     </w:p>
-    <w:tbl>
-      <w:tblPr>
-        <w:tblStyle w:val="TableGrid"/>
-        <w:tblW w:type="auto" w:w="0"/>
-        <w:tblLayout w:type="autofit"/>
-        <w:tblLook w:firstColumn="1" w:firstRow="1" w:lastColumn="0" w:lastRow="0" w:noHBand="0" w:noVBand="1" w:val="04A0"/>
-      </w:tblPr>
-      <w:tblGrid>
-        <w:gridCol w:w="2880"/>
-        <w:gridCol w:w="2880"/>
-        <w:gridCol w:w="2880"/>
-      </w:tblGrid>
-      <w:tr>
-        <w:tc>
-          <w:tcPr>
-            <w:tcW w:type="dxa" w:w="2880"/>
-          </w:tcPr>
-          <w:p>
-            <w:r>
-              <w:t>Score</w:t>
-            </w:r>
-          </w:p>
-        </w:tc>
-        <w:tc>
-          <w:tcPr>
-            <w:tcW w:type="dxa" w:w="2880"/>
-          </w:tcPr>
-          <w:p>
-            <w:r>
-              <w:t>Comment</w:t>
-            </w:r>
-          </w:p>
-        </w:tc>
-        <w:tc>
-          <w:tcPr>
-            <w:tcW w:type="dxa" w:w="2880"/>
-          </w:tcPr>
-          <w:p>
-            <w:r>
-              <w:t>Reason</w:t>
-            </w:r>
-          </w:p>
-        </w:tc>
-      </w:tr>
-      <w:tr>
-        <w:tc>
-          <w:tcPr>
-            <w:tcW w:type="dxa" w:w="2880"/>
-          </w:tcPr>
-          <w:p>
-            <w:r>
-              <w:t>90</w:t>
-            </w:r>
-          </w:p>
-        </w:tc>
-        <w:tc>
-          <w:tcPr>
-            <w:tcW w:type="dxa" w:w="2880"/>
-          </w:tcPr>
-          <w:p>
-            <w:r>
-              <w:t>Same</w:t>
-              <w:br/>
-              <w:br/>
-              <w:t>[Source](https://www.youtube.com/watch?v=FXSpHy8LvmY)</w:t>
-            </w:r>
-          </w:p>
-        </w:tc>
-        <w:tc>
-          <w:tcPr>
-            <w:tcW w:type="dxa" w:w="2880"/>
-          </w:tcPr>
-          <w:p>
-            <w:r>
-              <w:t>The comment is identical to the topic title and description, directly discussing the limitations of full state feedback and its impracticality in real systems.</w:t>
-            </w:r>
-          </w:p>
-        </w:tc>
-      </w:tr>
-      <w:tr>
-        <w:tc>
-          <w:tcPr>
-            <w:tcW w:type="dxa" w:w="2880"/>
-          </w:tcPr>
-          <w:p>
-            <w:r>
-              <w:t>80</w:t>
-            </w:r>
-          </w:p>
-        </w:tc>
-        <w:tc>
-          <w:tcPr>
-            <w:tcW w:type="dxa" w:w="2880"/>
-          </w:tcPr>
-          <w:p>
-            <w:r>
-              <w:t xml:space="preserve"> @BrianBDouglas Maybe you meant a special case. For example if the input r is constant (a step input) , then its derivative will be zero. So we'll end up with r.Kp which makes it similar to the state feedback equation with Kr=Kp and the rest are the same.</w:t>
-              <w:br/>
-              <w:br/>
-              <w:t>[Source](https://www.youtube.com/watch?v=FXSpHy8LvmY)</w:t>
-            </w:r>
-          </w:p>
-        </w:tc>
-        <w:tc>
-          <w:tcPr>
-            <w:tcW w:type="dxa" w:w="2880"/>
-          </w:tcPr>
-          <w:p>
-            <w:r>
-              <w:t>The comment directly discusses a special case where the input r is constant, which relates to the topic's description of limitations in full state feedback. The commenter also mentions the similarity with state feedback equation, which overlaps with the topic's discussion on practicality of measuring all states.</w:t>
-            </w:r>
-          </w:p>
-        </w:tc>
-      </w:tr>
-      <w:tr>
-        <w:tc>
-          <w:tcPr>
-            <w:tcW w:type="dxa" w:w="2880"/>
-          </w:tcPr>
-          <w:p>
-            <w:r>
-              <w:t>80</w:t>
-            </w:r>
-          </w:p>
-        </w:tc>
-        <w:tc>
-          <w:tcPr>
-            <w:tcW w:type="dxa" w:w="2880"/>
-          </w:tcPr>
-          <w:p>
-            <w:r>
-              <w:t>Hi Brian,</w:t>
-              <w:br/>
-              <w:br/>
-              <w:t>I'm having a hard time understanding one specific aspect of this explanation. When we use pole-placement in classical control, the poles of a closed-loop system will determine the complex exponentials that make up the time-response of the system. And the time-response of the system is how the output, y, behaves over time. So we are effectively moving the poles to get our system output, y, to behave as desired (in response to our single input).</w:t>
-              <w:br/>
-              <w:br/>
-              <w:br/>
-              <w:br/>
-              <w:br/>
-              <w:br/>
-              <w:t>However, it seems like pole placement in state-space is different. It seems like the poles of the closed loop system will determine the complex exponentials that make up the time-response of the state variables. In fact, it seems like we are determining the complex exponentials that make of the time response of the state variables in z-space (not x-space). But I'm confused as to why we care about the time response of the state variables. After all, we are trying to control outputs of the system, our vector y. Shouldn't we be picking values in matrix K to control the time responses of the outputs?</w:t>
-              <w:br/>
-              <w:br/>
-              <w:br/>
-              <w:br/>
-              <w:br/>
-              <w:br/>
-              <w:t>Furthermore, if we have N state variables, it seems like pole placement will lead us to N time-domain equations that will reveal how our state-z-variables behave over time. But this is in response to what? Input 1, or 2, etc? Or both? Or just initial conditions? If there are P inputs, don't we want P*N equations to describe the time behavior of the z-state variables?</w:t>
-              <w:br/>
-              <w:br/>
-              <w:br/>
-              <w:br/>
-              <w:br/>
-              <w:br/>
-              <w:t>So kind of combining my two points of confusion from the previous two paragraphs: if there is a system with P inputs, N state variables, and R outputs, don't we want to be selecting our K matrix to shape the P*R system-output-time-responses as desired?</w:t>
-              <w:br/>
-              <w:br/>
-              <w:br/>
-              <w:br/>
-              <w:br/>
-              <w:br/>
-              <w:t>Thanks for the help</w:t>
-              <w:br/>
-              <w:br/>
-              <w:t>[Source](https://www.youtube.com/watch?v=FXSpHy8LvmY)</w:t>
-            </w:r>
-          </w:p>
-        </w:tc>
-        <w:tc>
-          <w:tcPr>
-            <w:tcW w:type="dxa" w:w="2880"/>
-          </w:tcPr>
-          <w:p>
-            <w:r>
-              <w:t>The comment discusses the limitations of full state feedback by questioning the relevance of controlling state variables in z-space and asking why we care about the time response of states when we're trying to control outputs. The topic's description about measuring all states being impossible or impractical is also mentioned as a related concern.</w:t>
-            </w:r>
-          </w:p>
-        </w:tc>
-      </w:tr>
-      <w:tr>
-        <w:tc>
-          <w:tcPr>
-            <w:tcW w:type="dxa" w:w="2880"/>
-          </w:tcPr>
-          <w:p>
-            <w:r>
-              <w:t>80</w:t>
-            </w:r>
-          </w:p>
-        </w:tc>
-        <w:tc>
-          <w:tcPr>
-            <w:tcW w:type="dxa" w:w="2880"/>
-          </w:tcPr>
-          <w:p>
-            <w:r>
-              <w:t>In this approach , we can't look in the system to be adjusted by  phase margin like in scalar approach.</w:t>
-              <w:br/>
-              <w:br/>
-              <w:t>[Source](https://www.youtube.com/watch?v=FXSpHy8LvmY)</w:t>
-            </w:r>
-          </w:p>
-        </w:tc>
-        <w:tc>
-          <w:tcPr>
-            <w:tcW w:type="dxa" w:w="2880"/>
-          </w:tcPr>
-          <w:p>
-            <w:r>
-              <w:t>The comment mentions 'approach' which is related to the topic's description about limitations of full state feedback, and also references phase margin which is a specific parameter discussed in the topic.</w:t>
-            </w:r>
-          </w:p>
-        </w:tc>
-      </w:tr>
-      <w:tr>
-        <w:tc>
-          <w:tcPr>
-            <w:tcW w:type="dxa" w:w="2880"/>
-          </w:tcPr>
-          <w:p>
-            <w:r>
-              <w:t>80</w:t>
-            </w:r>
-          </w:p>
-        </w:tc>
-        <w:tc>
-          <w:tcPr>
-            <w:tcW w:type="dxa" w:w="2880"/>
-          </w:tcPr>
-          <w:p>
-            <w:r>
-              <w:t>Hello, X’=AX+BU, let V=AX+BU then U=inv(B)(V-AX) =&gt; X’=V and Could we  choose V=-KX and U=-inv(B)(K+A)X?</w:t>
-              <w:br/>
-              <w:br/>
-              <w:t>[Source](https://www.youtube.com/watch?v=FXSpHy8LvmY)</w:t>
-            </w:r>
-          </w:p>
-        </w:tc>
-        <w:tc>
-          <w:tcPr>
-            <w:tcW w:type="dxa" w:w="2880"/>
-          </w:tcPr>
-          <w:p>
-            <w:r>
-              <w:t>The comment discusses the same mathematical equations and variables (e.g. X', A, B, U) as those mentioned in the topic title and description. The formulas provided are directly related to the limitations of full state feedback, aligning with the topic's focus on the impracticality of measuring all states.</w:t>
-            </w:r>
-          </w:p>
-        </w:tc>
-      </w:tr>
-    </w:tbl>
+    <w:p>
+      <w:r>
+        <w:rPr>
+          <w:b/>
+        </w:rPr>
+        <w:t xml:space="preserve">Score: </w:t>
+      </w:r>
+      <w:r>
+        <w:t>90</w:t>
+      </w:r>
+    </w:p>
+    <w:p>
+      <w:r>
+        <w:rPr>
+          <w:b/>
+        </w:rPr>
+        <w:t xml:space="preserve">Comment: </w:t>
+      </w:r>
+      <w:r>
+        <w:t>Same</w:t>
+      </w:r>
+    </w:p>
+    <w:p>
+      <w:r>
+        <w:rPr>
+          <w:b/>
+        </w:rPr>
+        <w:t xml:space="preserve">Reason: </w:t>
+      </w:r>
+      <w:r>
+        <w:t>The comment is identical to the topic title and description, directly discussing the limitations of full state feedback and its impracticality in real systems.</w:t>
+      </w:r>
+    </w:p>
+    <w:p>
+      <w:r>
+        <w:rPr>
+          <w:b/>
+        </w:rPr>
+        <w:t xml:space="preserve">Source: </w:t>
+      </w:r>
+      <w:r>
+        <w:t>https://www.youtube.com/watch?v=FXSpHy8LvmY</w:t>
+      </w:r>
+    </w:p>
+    <w:p/>
+    <w:p>
+      <w:r>
+        <w:rPr>
+          <w:b/>
+        </w:rPr>
+        <w:t xml:space="preserve">Score: </w:t>
+      </w:r>
+      <w:r>
+        <w:t>80</w:t>
+      </w:r>
+    </w:p>
+    <w:p>
+      <w:r>
+        <w:rPr>
+          <w:b/>
+        </w:rPr>
+        <w:t xml:space="preserve">Comment: </w:t>
+      </w:r>
+      <w:r>
+        <w:t>@BrianBDouglas Maybe you meant a special case. For example if the input r is constant (a step input) , then its derivative will be zero. So we'll end up with r.Kp which makes it similar to the state feedback equation with Kr=Kp and the rest are the same.</w:t>
+      </w:r>
+    </w:p>
+    <w:p>
+      <w:r>
+        <w:rPr>
+          <w:b/>
+        </w:rPr>
+        <w:t xml:space="preserve">Reason: </w:t>
+      </w:r>
+      <w:r>
+        <w:t>The comment directly discusses a special case where the input r is constant, which relates to the topic's description of limitations in full state feedback. The commenter also mentions the similarity with state feedback equation, which overlaps with the topic's discussion on practicality of measuring all states.</w:t>
+      </w:r>
+    </w:p>
+    <w:p>
+      <w:r>
+        <w:rPr>
+          <w:b/>
+        </w:rPr>
+        <w:t xml:space="preserve">Source: </w:t>
+      </w:r>
+      <w:r>
+        <w:t>https://www.youtube.com/watch?v=FXSpHy8LvmY</w:t>
+      </w:r>
+    </w:p>
+    <w:p/>
+    <w:p>
+      <w:r>
+        <w:rPr>
+          <w:b/>
+        </w:rPr>
+        <w:t xml:space="preserve">Score: </w:t>
+      </w:r>
+      <w:r>
+        <w:t>80</w:t>
+      </w:r>
+    </w:p>
+    <w:p>
+      <w:r>
+        <w:rPr>
+          <w:b/>
+        </w:rPr>
+        <w:t xml:space="preserve">Comment: </w:t>
+      </w:r>
+      <w:r>
+        <w:t>Hi Brian,</w:t>
+        <w:br/>
+        <w:br/>
+        <w:t>I'm having a hard time understanding one specific aspect of this explanation. When we use pole-placement in classical control, the poles of a closed-loop system will determine the complex exponentials that make up the time-response of the system. And the time-response of the system is how the output, y, behaves over time. So we are effectively moving the poles to get our system output, y, to behave as desired (in response to our single input).</w:t>
+        <w:br/>
+        <w:br/>
+        <w:br/>
+        <w:br/>
+        <w:br/>
+        <w:br/>
+        <w:t>However, it seems like pole placement in state-space is different. It seems like the poles of the closed loop system will determine the complex exponentials that make up the time-response of the state variables. In fact, it seems like we are determining the complex exponentials that make of the time response of the state variables in z-space (not x-space). But I'm confused as to why we care about the time response of the state variables. After all, we are trying to control outputs of the system, our vector y. Shouldn't we be picking values in matrix K to control the time responses of the outputs?</w:t>
+        <w:br/>
+        <w:br/>
+        <w:br/>
+        <w:br/>
+        <w:br/>
+        <w:br/>
+        <w:t>Furthermore, if we have N state variables, it seems like pole placement will lead us to N time-domain equations that will reveal how our state-z-variables behave over time. But this is in response to what? Input 1, or 2, etc? Or both? Or just initial conditions? If there are P inputs, don't we want P*N equations to describe the time behavior of the z-state variables?</w:t>
+        <w:br/>
+        <w:br/>
+        <w:br/>
+        <w:br/>
+        <w:br/>
+        <w:br/>
+        <w:t>So kind of combining my two points of confusion from the previous two paragraphs: if there is a system with P inputs, N state variables, and R outputs, don't we want to be selecting our K matrix to shape the P*R system-output-time-responses as desired?</w:t>
+        <w:br/>
+        <w:br/>
+        <w:br/>
+        <w:br/>
+        <w:br/>
+        <w:br/>
+        <w:t>Thanks for the help</w:t>
+      </w:r>
+    </w:p>
+    <w:p>
+      <w:r>
+        <w:rPr>
+          <w:b/>
+        </w:rPr>
+        <w:t xml:space="preserve">Reason: </w:t>
+      </w:r>
+      <w:r>
+        <w:t>The comment discusses the limitations of full state feedback by questioning the relevance of controlling state variables in z-space and asking why we care about the time response of states when we're trying to control outputs. The topic's description about measuring all states being impossible or impractical is also mentioned as a related concern.</w:t>
+      </w:r>
+    </w:p>
+    <w:p>
+      <w:r>
+        <w:rPr>
+          <w:b/>
+        </w:rPr>
+        <w:t xml:space="preserve">Source: </w:t>
+      </w:r>
+      <w:r>
+        <w:t>https://www.youtube.com/watch?v=FXSpHy8LvmY</w:t>
+      </w:r>
+    </w:p>
+    <w:p/>
+    <w:p>
+      <w:r>
+        <w:rPr>
+          <w:b/>
+        </w:rPr>
+        <w:t xml:space="preserve">Score: </w:t>
+      </w:r>
+      <w:r>
+        <w:t>80</w:t>
+      </w:r>
+    </w:p>
+    <w:p>
+      <w:r>
+        <w:rPr>
+          <w:b/>
+        </w:rPr>
+        <w:t xml:space="preserve">Comment: </w:t>
+      </w:r>
+      <w:r>
+        <w:t>In this approach , we can't look in the system to be adjusted by  phase margin like in scalar approach.</w:t>
+      </w:r>
+    </w:p>
+    <w:p>
+      <w:r>
+        <w:rPr>
+          <w:b/>
+        </w:rPr>
+        <w:t xml:space="preserve">Reason: </w:t>
+      </w:r>
+      <w:r>
+        <w:t>The comment mentions 'approach' which is related to the topic's description about limitations of full state feedback, and also references phase margin which is a specific parameter discussed in the topic.</w:t>
+      </w:r>
+    </w:p>
+    <w:p>
+      <w:r>
+        <w:rPr>
+          <w:b/>
+        </w:rPr>
+        <w:t xml:space="preserve">Source: </w:t>
+      </w:r>
+      <w:r>
+        <w:t>https://www.youtube.com/watch?v=FXSpHy8LvmY</w:t>
+      </w:r>
+    </w:p>
+    <w:p/>
+    <w:p>
+      <w:r>
+        <w:rPr>
+          <w:b/>
+        </w:rPr>
+        <w:t xml:space="preserve">Score: </w:t>
+      </w:r>
+      <w:r>
+        <w:t>80</w:t>
+      </w:r>
+    </w:p>
+    <w:p>
+      <w:r>
+        <w:rPr>
+          <w:b/>
+        </w:rPr>
+        <w:t xml:space="preserve">Comment: </w:t>
+      </w:r>
+      <w:r>
+        <w:t>Hello, X’=AX+BU, let V=AX+BU then U=inv(B)(V-AX) =&gt; X’=V and Could we  choose V=-KX and U=-inv(B)(K+A)X?</w:t>
+      </w:r>
+    </w:p>
+    <w:p>
+      <w:r>
+        <w:rPr>
+          <w:b/>
+        </w:rPr>
+        <w:t xml:space="preserve">Reason: </w:t>
+      </w:r>
+      <w:r>
+        <w:t>The comment discusses the same mathematical equations and variables (e.g. X', A, B, U) as those mentioned in the topic title and description. The formulas provided are directly related to the limitations of full state feedback, aligning with the topic's focus on the impracticality of measuring all states.</w:t>
+      </w:r>
+    </w:p>
+    <w:p>
+      <w:r>
+        <w:rPr>
+          <w:b/>
+        </w:rPr>
+        <w:t xml:space="preserve">Source: </w:t>
+      </w:r>
+      <w:r>
+        <w:t>https://www.youtube.com/watch?v=FXSpHy8LvmY</w:t>
+      </w:r>
+    </w:p>
     <w:p/>
     <w:p>
       <w:pPr>
@@ -3719,6 +3908,23 @@
       </w:r>
     </w:p>
     <w:p>
+      <w:r>
+        <w:rPr>
+          <w:b/>
+        </w:rPr>
+        <w:t>Correlated (true): 13 (8.6%)</w:t>
+      </w:r>
+      <w:r>
+        <w:br/>
+      </w:r>
+      <w:r>
+        <w:rPr>
+          <w:b/>
+        </w:rPr>
+        <w:t>Score &gt;= 60: 13 (8.6%)</w:t>
+      </w:r>
+    </w:p>
+    <w:p>
       <w:pPr>
         <w:pStyle w:val="Heading3"/>
       </w:pPr>
@@ -3726,228 +3932,232 @@
         <w:t>Top 5 Correlated Comments:</w:t>
       </w:r>
     </w:p>
-    <w:tbl>
-      <w:tblPr>
-        <w:tblStyle w:val="TableGrid"/>
-        <w:tblW w:type="auto" w:w="0"/>
-        <w:tblLayout w:type="autofit"/>
-        <w:tblLook w:firstColumn="1" w:firstRow="1" w:lastColumn="0" w:lastRow="0" w:noHBand="0" w:noVBand="1" w:val="04A0"/>
-      </w:tblPr>
-      <w:tblGrid>
-        <w:gridCol w:w="2880"/>
-        <w:gridCol w:w="2880"/>
-        <w:gridCol w:w="2880"/>
-      </w:tblGrid>
-      <w:tr>
-        <w:tc>
-          <w:tcPr>
-            <w:tcW w:type="dxa" w:w="2880"/>
-          </w:tcPr>
-          <w:p>
-            <w:r>
-              <w:t>Score</w:t>
-            </w:r>
-          </w:p>
-        </w:tc>
-        <w:tc>
-          <w:tcPr>
-            <w:tcW w:type="dxa" w:w="2880"/>
-          </w:tcPr>
-          <w:p>
-            <w:r>
-              <w:t>Comment</w:t>
-            </w:r>
-          </w:p>
-        </w:tc>
-        <w:tc>
-          <w:tcPr>
-            <w:tcW w:type="dxa" w:w="2880"/>
-          </w:tcPr>
-          <w:p>
-            <w:r>
-              <w:t>Reason</w:t>
-            </w:r>
-          </w:p>
-        </w:tc>
-      </w:tr>
-      <w:tr>
-        <w:tc>
-          <w:tcPr>
-            <w:tcW w:type="dxa" w:w="2880"/>
-          </w:tcPr>
-          <w:p>
-            <w:r>
-              <w:t>90</w:t>
-            </w:r>
-          </w:p>
-        </w:tc>
-        <w:tc>
-          <w:tcPr>
-            <w:tcW w:type="dxa" w:w="2880"/>
-          </w:tcPr>
-          <w:p>
-            <w:r>
-              <w:t>Hello, X’=AX+BU, let V=AX+BU then U=inv(B)(V-AX) =&gt; X’=V and Could we  choose V=-KX and U=-inv(B)(K+A)X?</w:t>
-              <w:br/>
-              <w:br/>
-              <w:t>[Source](https://www.youtube.com/watch?v=FXSpHy8LvmY)</w:t>
-            </w:r>
-          </w:p>
-        </w:tc>
-        <w:tc>
-          <w:tcPr>
-            <w:tcW w:type="dxa" w:w="2880"/>
-          </w:tcPr>
-          <w:p>
-            <w:r>
-              <w:t>The comment directly discusses the open loop and closed loop responses, using mathematical equations to illustrate the comparison. The topic description mentions comparing these two types of responses, which is exactly what the comment does. The only reason it's not a perfect match is that the comment doesn't explicitly mention stability and steady-state response improvement, but its focus on control system dynamics and equation manipulation makes it strongly related to the topic.</w:t>
-            </w:r>
-          </w:p>
-        </w:tc>
-      </w:tr>
-      <w:tr>
-        <w:tc>
-          <w:tcPr>
-            <w:tcW w:type="dxa" w:w="2880"/>
-          </w:tcPr>
-          <w:p>
-            <w:r>
-              <w:t>85</w:t>
-            </w:r>
-          </w:p>
-        </w:tc>
-        <w:tc>
-          <w:tcPr>
-            <w:tcW w:type="dxa" w:w="2880"/>
-          </w:tcPr>
-          <w:p>
-            <w:r>
-              <w:t>You can use root-locus design method techniques to find the locations that meet your requirements.</w:t>
-              <w:br/>
-              <w:t>Usually when working in a project you have some requirements regarding damping (or overshoot), bandwidth, loop gain and actuator effort (or something related to actuator effort, like battery life of total system).</w:t>
-              <w:br/>
-              <w:br/>
-              <w:t>[Source](https://www.youtube.com/watch?v=FXSpHy8LvmY)</w:t>
-            </w:r>
-          </w:p>
-        </w:tc>
-        <w:tc>
-          <w:tcPr>
-            <w:tcW w:type="dxa" w:w="2880"/>
-          </w:tcPr>
-          <w:p>
-            <w:r>
-              <w:t>The comment discusses the root-locus design method to find locations that meet specific requirements regarding damping, bandwidth, and actuator effort, which are directly related to the topic's goal of comparing open loop and closed loop responses to show improvement in stability and steady-state response.</w:t>
-            </w:r>
-          </w:p>
-        </w:tc>
-      </w:tr>
-      <w:tr>
-        <w:tc>
-          <w:tcPr>
-            <w:tcW w:type="dxa" w:w="2880"/>
-          </w:tcPr>
-          <w:p>
-            <w:r>
-              <w:t>80</w:t>
-            </w:r>
-          </w:p>
-        </w:tc>
-        <w:tc>
-          <w:tcPr>
-            <w:tcW w:type="dxa" w:w="2880"/>
-          </w:tcPr>
-          <w:p>
-            <w:r>
-              <w:t>What do you recommend for simulating a nonlinear system my prof wants me to compare the two systems</w:t>
-              <w:br/>
-              <w:br/>
-              <w:t>[Source](https://www.youtube.com/watch?v=FXSpHy8LvmY)</w:t>
-            </w:r>
-          </w:p>
-        </w:tc>
-        <w:tc>
-          <w:tcPr>
-            <w:tcW w:type="dxa" w:w="2880"/>
-          </w:tcPr>
-          <w:p>
-            <w:r>
-              <w:t>The comment mentions simulating a nonlinear system and comparing two systems (open loop and closed loop), which directly addresses the topic's goal of comparing responses to show improvement in stability and steady-state response.</w:t>
-            </w:r>
-          </w:p>
-        </w:tc>
-      </w:tr>
-      <w:tr>
-        <w:tc>
-          <w:tcPr>
-            <w:tcW w:type="dxa" w:w="2880"/>
-          </w:tcPr>
-          <w:p>
-            <w:r>
-              <w:t>80</w:t>
-            </w:r>
-          </w:p>
-        </w:tc>
-        <w:tc>
-          <w:tcPr>
-            <w:tcW w:type="dxa" w:w="2880"/>
-          </w:tcPr>
-          <w:p>
-            <w:r>
-              <w:t>is there a reason why we move the pole values to -1 and -2 or just randomly choose, is there a method to choose the best poles for the system</w:t>
-              <w:br/>
-              <w:br/>
-              <w:t>[Source](https://www.youtube.com/watch?v=FXSpHy8LvmY)</w:t>
-            </w:r>
-          </w:p>
-        </w:tc>
-        <w:tc>
-          <w:tcPr>
-            <w:tcW w:type="dxa" w:w="2880"/>
-          </w:tcPr>
-          <w:p>
-            <w:r>
-              <w:t>The comment mentions 'pole values' and 'system', which are directly related to the topic's description of comparing open loop and closed loop responses. The comment also shows an interest in optimizing pole values for stability and steady-state response, aligning with the topic's focus on improvement.</w:t>
-            </w:r>
-          </w:p>
-        </w:tc>
-      </w:tr>
-      <w:tr>
-        <w:tc>
-          <w:tcPr>
-            <w:tcW w:type="dxa" w:w="2880"/>
-          </w:tcPr>
-          <w:p>
-            <w:r>
-              <w:t>80</w:t>
-            </w:r>
-          </w:p>
-        </w:tc>
-        <w:tc>
-          <w:tcPr>
-            <w:tcW w:type="dxa" w:w="2880"/>
-          </w:tcPr>
-          <w:p>
-            <w:r>
-              <w:t>In this approach , we can't look in the system to be adjusted by  phase margin like in scalar approach.</w:t>
-              <w:br/>
-              <w:br/>
-              <w:t>[Source](https://www.youtube.com/watch?v=FXSpHy8LvmY)</w:t>
-            </w:r>
-          </w:p>
-        </w:tc>
-        <w:tc>
-          <w:tcPr>
-            <w:tcW w:type="dxa" w:w="2880"/>
-          </w:tcPr>
-          <w:p>
-            <w:r>
-              <w:t>The comment mentions a specific approach and compares it to the scalar approach, which is related to the topic's focus on comparing open loop and closed loop responses. The mention of phase margin also ties in with the stability and steady-state response discussed in the topic.</w:t>
-            </w:r>
-          </w:p>
-        </w:tc>
-      </w:tr>
-    </w:tbl>
+    <w:p>
+      <w:r>
+        <w:rPr>
+          <w:b/>
+        </w:rPr>
+        <w:t xml:space="preserve">Score: </w:t>
+      </w:r>
+      <w:r>
+        <w:t>90</w:t>
+      </w:r>
+    </w:p>
+    <w:p>
+      <w:r>
+        <w:rPr>
+          <w:b/>
+        </w:rPr>
+        <w:t xml:space="preserve">Comment: </w:t>
+      </w:r>
+      <w:r>
+        <w:t>Hello, X’=AX+BU, let V=AX+BU then U=inv(B)(V-AX) =&gt; X’=V and Could we  choose V=-KX and U=-inv(B)(K+A)X?</w:t>
+      </w:r>
+    </w:p>
+    <w:p>
+      <w:r>
+        <w:rPr>
+          <w:b/>
+        </w:rPr>
+        <w:t xml:space="preserve">Reason: </w:t>
+      </w:r>
+      <w:r>
+        <w:t>The comment directly discusses the open loop and closed loop responses, using mathematical equations to illustrate the comparison. The topic description mentions comparing these two types of responses, which is exactly what the comment does. The only reason it's not a perfect match is that the comment doesn't explicitly mention stability and steady-state response improvement, but its focus on control system dynamics and equation manipulation makes it strongly related to the topic.</w:t>
+      </w:r>
+    </w:p>
+    <w:p>
+      <w:r>
+        <w:rPr>
+          <w:b/>
+        </w:rPr>
+        <w:t xml:space="preserve">Source: </w:t>
+      </w:r>
+      <w:r>
+        <w:t>https://www.youtube.com/watch?v=FXSpHy8LvmY</w:t>
+      </w:r>
+    </w:p>
+    <w:p/>
+    <w:p>
+      <w:r>
+        <w:rPr>
+          <w:b/>
+        </w:rPr>
+        <w:t xml:space="preserve">Score: </w:t>
+      </w:r>
+      <w:r>
+        <w:t>85</w:t>
+      </w:r>
+    </w:p>
+    <w:p>
+      <w:r>
+        <w:rPr>
+          <w:b/>
+        </w:rPr>
+        <w:t xml:space="preserve">Comment: </w:t>
+      </w:r>
+      <w:r>
+        <w:t>You can use root-locus design method techniques to find the locations that meet your requirements.</w:t>
+        <w:br/>
+        <w:t>Usually when working in a project you have some requirements regarding damping (or overshoot), bandwidth, loop gain and actuator effort (or something related to actuator effort, like battery life of total system).</w:t>
+      </w:r>
+    </w:p>
+    <w:p>
+      <w:r>
+        <w:rPr>
+          <w:b/>
+        </w:rPr>
+        <w:t xml:space="preserve">Reason: </w:t>
+      </w:r>
+      <w:r>
+        <w:t>The comment discusses the root-locus design method to find locations that meet specific requirements regarding damping, bandwidth, and actuator effort, which are directly related to the topic's goal of comparing open loop and closed loop responses to show improvement in stability and steady-state response.</w:t>
+      </w:r>
+    </w:p>
+    <w:p>
+      <w:r>
+        <w:rPr>
+          <w:b/>
+        </w:rPr>
+        <w:t xml:space="preserve">Source: </w:t>
+      </w:r>
+      <w:r>
+        <w:t>https://www.youtube.com/watch?v=FXSpHy8LvmY</w:t>
+      </w:r>
+    </w:p>
+    <w:p/>
+    <w:p>
+      <w:r>
+        <w:rPr>
+          <w:b/>
+        </w:rPr>
+        <w:t xml:space="preserve">Score: </w:t>
+      </w:r>
+      <w:r>
+        <w:t>80</w:t>
+      </w:r>
+    </w:p>
+    <w:p>
+      <w:r>
+        <w:rPr>
+          <w:b/>
+        </w:rPr>
+        <w:t xml:space="preserve">Comment: </w:t>
+      </w:r>
+      <w:r>
+        <w:t>What do you recommend for simulating a nonlinear system my prof wants me to compare the two systems</w:t>
+      </w:r>
+    </w:p>
+    <w:p>
+      <w:r>
+        <w:rPr>
+          <w:b/>
+        </w:rPr>
+        <w:t xml:space="preserve">Reason: </w:t>
+      </w:r>
+      <w:r>
+        <w:t>The comment mentions simulating a nonlinear system and comparing two systems (open loop and closed loop), which directly addresses the topic's goal of comparing responses to show improvement in stability and steady-state response.</w:t>
+      </w:r>
+    </w:p>
+    <w:p>
+      <w:r>
+        <w:rPr>
+          <w:b/>
+        </w:rPr>
+        <w:t xml:space="preserve">Source: </w:t>
+      </w:r>
+      <w:r>
+        <w:t>https://www.youtube.com/watch?v=FXSpHy8LvmY</w:t>
+      </w:r>
+    </w:p>
+    <w:p/>
+    <w:p>
+      <w:r>
+        <w:rPr>
+          <w:b/>
+        </w:rPr>
+        <w:t xml:space="preserve">Score: </w:t>
+      </w:r>
+      <w:r>
+        <w:t>80</w:t>
+      </w:r>
+    </w:p>
+    <w:p>
+      <w:r>
+        <w:rPr>
+          <w:b/>
+        </w:rPr>
+        <w:t xml:space="preserve">Comment: </w:t>
+      </w:r>
+      <w:r>
+        <w:t>is there a reason why we move the pole values to -1 and -2 or just randomly choose, is there a method to choose the best poles for the system</w:t>
+      </w:r>
+    </w:p>
+    <w:p>
+      <w:r>
+        <w:rPr>
+          <w:b/>
+        </w:rPr>
+        <w:t xml:space="preserve">Reason: </w:t>
+      </w:r>
+      <w:r>
+        <w:t>The comment mentions 'pole values' and 'system', which are directly related to the topic's description of comparing open loop and closed loop responses. The comment also shows an interest in optimizing pole values for stability and steady-state response, aligning with the topic's focus on improvement.</w:t>
+      </w:r>
+    </w:p>
+    <w:p>
+      <w:r>
+        <w:rPr>
+          <w:b/>
+        </w:rPr>
+        <w:t xml:space="preserve">Source: </w:t>
+      </w:r>
+      <w:r>
+        <w:t>https://www.youtube.com/watch?v=FXSpHy8LvmY</w:t>
+      </w:r>
+    </w:p>
+    <w:p/>
+    <w:p>
+      <w:r>
+        <w:rPr>
+          <w:b/>
+        </w:rPr>
+        <w:t xml:space="preserve">Score: </w:t>
+      </w:r>
+      <w:r>
+        <w:t>80</w:t>
+      </w:r>
+    </w:p>
+    <w:p>
+      <w:r>
+        <w:rPr>
+          <w:b/>
+        </w:rPr>
+        <w:t xml:space="preserve">Comment: </w:t>
+      </w:r>
+      <w:r>
+        <w:t>In this approach , we can't look in the system to be adjusted by  phase margin like in scalar approach.</w:t>
+      </w:r>
+    </w:p>
+    <w:p>
+      <w:r>
+        <w:rPr>
+          <w:b/>
+        </w:rPr>
+        <w:t xml:space="preserve">Reason: </w:t>
+      </w:r>
+      <w:r>
+        <w:t>The comment mentions a specific approach and compares it to the scalar approach, which is related to the topic's focus on comparing open loop and closed loop responses. The mention of phase margin also ties in with the stability and steady-state response discussed in the topic.</w:t>
+      </w:r>
+    </w:p>
+    <w:p>
+      <w:r>
+        <w:rPr>
+          <w:b/>
+        </w:rPr>
+        <w:t xml:space="preserve">Source: </w:t>
+      </w:r>
+      <w:r>
+        <w:t>https://www.youtube.com/watch?v=FXSpHy8LvmY</w:t>
+      </w:r>
+    </w:p>
     <w:p/>
     <w:sectPr>
       <w:pgSz w:w="12240" w:h="15840"/>

--- a/TranscriptAnalysis/results_youtube/correlation_conventional/FXSpHy8LvmY/FXSpHy8LvmY_correlation_topics_n0_p15_m6.docx
+++ b/TranscriptAnalysis/results_youtube/correlation_conventional/FXSpHy8LvmY/FXSpHy8LvmY_correlation_topics_n0_p15_m6.docx
@@ -222,6 +222,15 @@
         </w:rPr>
         <w:t>Score &gt;= 60: 11 (7.3%)</w:t>
       </w:r>
+      <w:r>
+        <w:br/>
+      </w:r>
+      <w:r>
+        <w:rPr>
+          <w:b/>
+        </w:rPr>
+        <w:t>Average Score (of valid matches): 84.55</w:t>
+      </w:r>
     </w:p>
     <w:p>
       <w:pPr>
@@ -625,6 +634,15 @@
         </w:rPr>
         <w:t>Score &gt;= 60: 9 (6.0%)</w:t>
       </w:r>
+      <w:r>
+        <w:br/>
+      </w:r>
+      <w:r>
+        <w:rPr>
+          <w:b/>
+        </w:rPr>
+        <w:t>Average Score (of valid matches): 83.89</w:t>
+      </w:r>
     </w:p>
     <w:p>
       <w:pPr>
@@ -1028,6 +1046,15 @@
         </w:rPr>
         <w:t>Score &gt;= 60: 22 (14.6%)</w:t>
       </w:r>
+      <w:r>
+        <w:br/>
+      </w:r>
+      <w:r>
+        <w:rPr>
+          <w:b/>
+        </w:rPr>
+        <w:t>Average Score (of valid matches): 83.18</w:t>
+      </w:r>
     </w:p>
     <w:p>
       <w:pPr>
@@ -1435,6 +1462,15 @@
         </w:rPr>
         <w:t>Score &gt;= 60: 21 (13.9%)</w:t>
       </w:r>
+      <w:r>
+        <w:br/>
+      </w:r>
+      <w:r>
+        <w:rPr>
+          <w:b/>
+        </w:rPr>
+        <w:t>Average Score (of valid matches): 82.76</w:t>
+      </w:r>
     </w:p>
     <w:p>
       <w:pPr>
@@ -1838,6 +1874,15 @@
         </w:rPr>
         <w:t>Score &gt;= 60: 24 (15.9%)</w:t>
       </w:r>
+      <w:r>
+        <w:br/>
+      </w:r>
+      <w:r>
+        <w:rPr>
+          <w:b/>
+        </w:rPr>
+        <w:t>Average Score (of valid matches): 82.08</w:t>
+      </w:r>
     </w:p>
     <w:p>
       <w:pPr>
@@ -2245,6 +2290,15 @@
         </w:rPr>
         <w:t>Score &gt;= 60: 23 (15.2%)</w:t>
       </w:r>
+      <w:r>
+        <w:br/>
+      </w:r>
+      <w:r>
+        <w:rPr>
+          <w:b/>
+        </w:rPr>
+        <w:t>Average Score (of valid matches): 81.96</w:t>
+      </w:r>
     </w:p>
     <w:p>
       <w:pPr>
@@ -2650,6 +2704,15 @@
         </w:rPr>
         <w:t>Score &gt;= 60: 18 (11.9%)</w:t>
       </w:r>
+      <w:r>
+        <w:br/>
+      </w:r>
+      <w:r>
+        <w:rPr>
+          <w:b/>
+        </w:rPr>
+        <w:t>Average Score (of valid matches): 81.94</w:t>
+      </w:r>
     </w:p>
     <w:p>
       <w:pPr>
@@ -3055,6 +3118,15 @@
         </w:rPr>
         <w:t>Score &gt;= 60: 31 (20.5%)</w:t>
       </w:r>
+      <w:r>
+        <w:br/>
+      </w:r>
+      <w:r>
+        <w:rPr>
+          <w:b/>
+        </w:rPr>
+        <w:t>Average Score (of valid matches): 81.61</w:t>
+      </w:r>
     </w:p>
     <w:p>
       <w:pPr>
@@ -3489,6 +3561,15 @@
         </w:rPr>
         <w:t>Score &gt;= 60: 8 (5.3%)</w:t>
       </w:r>
+      <w:r>
+        <w:br/>
+      </w:r>
+      <w:r>
+        <w:rPr>
+          <w:b/>
+        </w:rPr>
+        <w:t>Average Score (of valid matches): 81.25</w:t>
+      </w:r>
     </w:p>
     <w:p>
       <w:pPr>
@@ -3922,6 +4003,15 @@
           <w:b/>
         </w:rPr>
         <w:t>Score &gt;= 60: 13 (8.6%)</w:t>
+      </w:r>
+      <w:r>
+        <w:br/>
+      </w:r>
+      <w:r>
+        <w:rPr>
+          <w:b/>
+        </w:rPr>
+        <w:t>Average Score (of valid matches): 81.15</w:t>
       </w:r>
     </w:p>
     <w:p>
